--- a/docs/ux/TGP-UX-04 Usability Testing Plan.docx
+++ b/docs/ux/TGP-UX-04 Usability Testing Plan.docx
@@ -1520,7 +1520,7 @@
             <w:noProof/>
             <w:webHidden/>
           </w:rPr>
-          <w:t>6</w:t>
+          <w:t>7</w:t>
         </w:r>
         <w:r>
           <w:rPr>
@@ -1654,7 +1654,7 @@
             <w:noProof/>
             <w:webHidden/>
           </w:rPr>
-          <w:t>7</w:t>
+          <w:t>8</w:t>
         </w:r>
         <w:r>
           <w:rPr>
@@ -1788,7 +1788,7 @@
             <w:noProof/>
             <w:webHidden/>
           </w:rPr>
-          <w:t>8</w:t>
+          <w:t>9</w:t>
         </w:r>
         <w:r>
           <w:rPr>
@@ -1855,7 +1855,7 @@
             <w:noProof/>
             <w:webHidden/>
           </w:rPr>
-          <w:t>8</w:t>
+          <w:t>9</w:t>
         </w:r>
         <w:r>
           <w:rPr>
@@ -1922,7 +1922,7 @@
             <w:noProof/>
             <w:webHidden/>
           </w:rPr>
-          <w:t>8</w:t>
+          <w:t>9</w:t>
         </w:r>
         <w:r>
           <w:rPr>
@@ -1989,7 +1989,7 @@
             <w:noProof/>
             <w:webHidden/>
           </w:rPr>
-          <w:t>9</w:t>
+          <w:t>10</w:t>
         </w:r>
         <w:r>
           <w:rPr>
@@ -2056,7 +2056,7 @@
             <w:noProof/>
             <w:webHidden/>
           </w:rPr>
-          <w:t>9</w:t>
+          <w:t>10</w:t>
         </w:r>
         <w:r>
           <w:rPr>
@@ -2123,7 +2123,7 @@
             <w:noProof/>
             <w:webHidden/>
           </w:rPr>
-          <w:t>9</w:t>
+          <w:t>10</w:t>
         </w:r>
         <w:r>
           <w:rPr>
@@ -2190,7 +2190,7 @@
             <w:noProof/>
             <w:webHidden/>
           </w:rPr>
-          <w:t>10</w:t>
+          <w:t>11</w:t>
         </w:r>
         <w:r>
           <w:rPr>
@@ -2324,7 +2324,7 @@
             <w:noProof/>
             <w:webHidden/>
           </w:rPr>
-          <w:t>11</w:t>
+          <w:t>12</w:t>
         </w:r>
         <w:r>
           <w:rPr>
@@ -2391,7 +2391,7 @@
             <w:noProof/>
             <w:webHidden/>
           </w:rPr>
-          <w:t>11</w:t>
+          <w:t>12</w:t>
         </w:r>
         <w:r>
           <w:rPr>
@@ -2458,7 +2458,7 @@
             <w:noProof/>
             <w:webHidden/>
           </w:rPr>
-          <w:t>12</w:t>
+          <w:t>13</w:t>
         </w:r>
         <w:r>
           <w:rPr>
@@ -2659,7 +2659,7 @@
             <w:noProof/>
             <w:webHidden/>
           </w:rPr>
-          <w:t>14</w:t>
+          <w:t>15</w:t>
         </w:r>
         <w:r>
           <w:rPr>
@@ -3231,8 +3231,8 @@
         <w:tblLook w:val="04A0" w:firstRow="1" w:lastRow="0" w:firstColumn="0" w:lastColumn="0" w:noHBand="0" w:noVBand="1"/>
       </w:tblPr>
       <w:tblGrid>
-        <w:gridCol w:w="1290"/>
-        <w:gridCol w:w="7737"/>
+        <w:gridCol w:w="1242"/>
+        <w:gridCol w:w="7785"/>
       </w:tblGrid>
       <w:tr>
         <w:trPr>
@@ -3242,7 +3242,7 @@
         </w:trPr>
         <w:tc>
           <w:tcPr>
-            <w:tcW w:w="1290" w:type="dxa"/>
+            <w:tcW w:w="1242" w:type="dxa"/>
             <w:shd w:val="clear" w:color="auto" w:fill="0F4761"/>
             <w:vAlign w:val="center"/>
           </w:tcPr>
@@ -3273,7 +3273,7 @@
         </w:tc>
         <w:tc>
           <w:tcPr>
-            <w:tcW w:w="7737" w:type="dxa"/>
+            <w:tcW w:w="7785" w:type="dxa"/>
             <w:shd w:val="clear" w:color="auto" w:fill="0F4761"/>
             <w:vAlign w:val="center"/>
           </w:tcPr>
@@ -3310,7 +3310,7 @@
         </w:trPr>
         <w:tc>
           <w:tcPr>
-            <w:tcW w:w="1290" w:type="dxa"/>
+            <w:tcW w:w="1242" w:type="dxa"/>
             <w:vAlign w:val="top"/>
           </w:tcPr>
           <w:p>
@@ -3330,13 +3330,13 @@
                 <w:sz w:val="16"/>
                 <w:szCs w:val="16"/>
               </w:rPr>
-              <w:t xml:space="preserve">PDP</w:t>
-            </w:r>
-          </w:p>
-        </w:tc>
-        <w:tc>
-          <w:tcPr>
-            <w:tcW w:w="7737" w:type="dxa"/>
+              <w:t xml:space="preserve">QR</w:t>
+            </w:r>
+          </w:p>
+        </w:tc>
+        <w:tc>
+          <w:tcPr>
+            <w:tcW w:w="7785" w:type="dxa"/>
             <w:vAlign w:val="top"/>
           </w:tcPr>
           <w:p>
@@ -3356,7 +3356,7 @@
                 <w:sz w:val="16"/>
                 <w:szCs w:val="16"/>
               </w:rPr>
-              <w:t xml:space="preserve">Personal data protection</w:t>
+              <w:t xml:space="preserve">Quick response (code)</w:t>
             </w:r>
           </w:p>
         </w:tc>
@@ -3368,7 +3368,7 @@
         </w:trPr>
         <w:tc>
           <w:tcPr>
-            <w:tcW w:w="1290" w:type="dxa"/>
+            <w:tcW w:w="1242" w:type="dxa"/>
             <w:vAlign w:val="top"/>
           </w:tcPr>
           <w:p>
@@ -3388,13 +3388,13 @@
                 <w:sz w:val="16"/>
                 <w:szCs w:val="16"/>
               </w:rPr>
-              <w:t xml:space="preserve">QR</w:t>
-            </w:r>
-          </w:p>
-        </w:tc>
-        <w:tc>
-          <w:tcPr>
-            <w:tcW w:w="7737" w:type="dxa"/>
+              <w:t xml:space="preserve">SEQ</w:t>
+            </w:r>
+          </w:p>
+        </w:tc>
+        <w:tc>
+          <w:tcPr>
+            <w:tcW w:w="7785" w:type="dxa"/>
             <w:vAlign w:val="top"/>
           </w:tcPr>
           <w:p>
@@ -3414,7 +3414,7 @@
                 <w:sz w:val="16"/>
                 <w:szCs w:val="16"/>
               </w:rPr>
-              <w:t xml:space="preserve">Quick response (code)</w:t>
+              <w:t xml:space="preserve">Single Ease Question (difficulty rating after a task, 1 to 7)</w:t>
             </w:r>
           </w:p>
         </w:tc>
@@ -3426,7 +3426,7 @@
         </w:trPr>
         <w:tc>
           <w:tcPr>
-            <w:tcW w:w="1290" w:type="dxa"/>
+            <w:tcW w:w="1242" w:type="dxa"/>
             <w:vAlign w:val="top"/>
           </w:tcPr>
           <w:p>
@@ -3446,13 +3446,13 @@
                 <w:sz w:val="16"/>
                 <w:szCs w:val="16"/>
               </w:rPr>
-              <w:t xml:space="preserve">SEQ</w:t>
-            </w:r>
-          </w:p>
-        </w:tc>
-        <w:tc>
-          <w:tcPr>
-            <w:tcW w:w="7737" w:type="dxa"/>
+              <w:t xml:space="preserve">SUS</w:t>
+            </w:r>
+          </w:p>
+        </w:tc>
+        <w:tc>
+          <w:tcPr>
+            <w:tcW w:w="7785" w:type="dxa"/>
             <w:vAlign w:val="top"/>
           </w:tcPr>
           <w:p>
@@ -3472,7 +3472,7 @@
                 <w:sz w:val="16"/>
                 <w:szCs w:val="16"/>
               </w:rPr>
-              <w:t xml:space="preserve">Single Ease Question (difficulty rating after a task, 1 to 7)</w:t>
+              <w:t xml:space="preserve">System Usability Scale (ten-question questionnaire, score 0 to 100)</w:t>
             </w:r>
           </w:p>
         </w:tc>
@@ -3484,7 +3484,7 @@
         </w:trPr>
         <w:tc>
           <w:tcPr>
-            <w:tcW w:w="1290" w:type="dxa"/>
+            <w:tcW w:w="1242" w:type="dxa"/>
             <w:vAlign w:val="top"/>
           </w:tcPr>
           <w:p>
@@ -3504,13 +3504,13 @@
                 <w:sz w:val="16"/>
                 <w:szCs w:val="16"/>
               </w:rPr>
-              <w:t xml:space="preserve">SUS</w:t>
-            </w:r>
-          </w:p>
-        </w:tc>
-        <w:tc>
-          <w:tcPr>
-            <w:tcW w:w="7737" w:type="dxa"/>
+              <w:t xml:space="preserve">TNDS</w:t>
+            </w:r>
+          </w:p>
+        </w:tc>
+        <w:tc>
+          <w:tcPr>
+            <w:tcW w:w="7785" w:type="dxa"/>
             <w:vAlign w:val="top"/>
           </w:tcPr>
           <w:p>
@@ -3530,7 +3530,7 @@
                 <w:sz w:val="16"/>
                 <w:szCs w:val="16"/>
               </w:rPr>
-              <w:t xml:space="preserve">System Usability Scale (ten-question questionnaire, score 0 to 100)</w:t>
+              <w:t xml:space="preserve">Compulsory motor third-party liability insurance (Bảo hiểm TNDS bắt buộc)</w:t>
             </w:r>
           </w:p>
         </w:tc>
@@ -3542,7 +3542,7 @@
         </w:trPr>
         <w:tc>
           <w:tcPr>
-            <w:tcW w:w="1290" w:type="dxa"/>
+            <w:tcW w:w="1242" w:type="dxa"/>
             <w:vAlign w:val="top"/>
           </w:tcPr>
           <w:p>
@@ -3562,71 +3562,13 @@
                 <w:sz w:val="16"/>
                 <w:szCs w:val="16"/>
               </w:rPr>
-              <w:t xml:space="preserve">TNDS</w:t>
-            </w:r>
-          </w:p>
-        </w:tc>
-        <w:tc>
-          <w:tcPr>
-            <w:tcW w:w="7737" w:type="dxa"/>
-            <w:vAlign w:val="top"/>
-          </w:tcPr>
-          <w:p>
-            <w:pPr>
-              <w:spacing w:before="60"/>
-              <w:rPr>
-                <w:rFonts w:ascii="Segoe UI" w:eastAsia="Arial" w:hAnsi="Segoe UI" w:cs="Segoe UI"/>
-                <w:color w:val="101820"/>
-                <w:sz w:val="16"/>
-                <w:szCs w:val="16"/>
-              </w:rPr>
-            </w:pPr>
-            <w:r>
-              <w:rPr>
-                <w:rFonts w:ascii="Segoe UI" w:eastAsia="Arial" w:hAnsi="Segoe UI" w:cs="Segoe UI"/>
-                <w:color w:val="101820"/>
-                <w:sz w:val="16"/>
-                <w:szCs w:val="16"/>
-              </w:rPr>
-              <w:t xml:space="preserve">Compulsory motor third-party liability insurance (Bảo hiểm TNDS bắt buộc)</w:t>
-            </w:r>
-          </w:p>
-        </w:tc>
-      </w:tr>
-      <w:tr>
-        <w:trPr>
-          <w:cantSplit/>
-          <w:trHeight w:val="449"/>
-        </w:trPr>
-        <w:tc>
-          <w:tcPr>
-            <w:tcW w:w="1290" w:type="dxa"/>
-            <w:vAlign w:val="top"/>
-          </w:tcPr>
-          <w:p>
-            <w:pPr>
-              <w:spacing w:before="60"/>
-              <w:rPr>
-                <w:rFonts w:ascii="Segoe UI" w:eastAsia="Arial" w:hAnsi="Segoe UI" w:cs="Segoe UI"/>
-                <w:color w:val="101820"/>
-                <w:sz w:val="16"/>
-                <w:szCs w:val="16"/>
-              </w:rPr>
-            </w:pPr>
-            <w:r>
-              <w:rPr>
-                <w:rFonts w:ascii="Segoe UI" w:eastAsia="Arial" w:hAnsi="Segoe UI" w:cs="Segoe UI"/>
-                <w:color w:val="101820"/>
-                <w:sz w:val="16"/>
-                <w:szCs w:val="16"/>
-              </w:rPr>
               <w:t xml:space="preserve">UAT</w:t>
             </w:r>
           </w:p>
         </w:tc>
         <w:tc>
           <w:tcPr>
-            <w:tcW w:w="7737" w:type="dxa"/>
+            <w:tcW w:w="7785" w:type="dxa"/>
             <w:vAlign w:val="top"/>
           </w:tcPr>
           <w:p>
@@ -4110,8 +4052,8 @@
       </w:tblPr>
       <w:tblGrid>
         <w:gridCol w:w="606"/>
-        <w:gridCol w:w="5538"/>
-        <w:gridCol w:w="2883"/>
+        <w:gridCol w:w="5706"/>
+        <w:gridCol w:w="2715"/>
       </w:tblGrid>
       <w:tr>
         <w:trPr>
@@ -4139,7 +4081,7 @@
         </w:tc>
         <w:tc>
           <w:tcPr>
-            <w:tcW w:w="5538" w:type="dxa"/>
+            <w:tcW w:w="5706" w:type="dxa"/>
             <w:shd w:val="clear" w:color="auto" w:fill="0F4761"/>
             <w:vAlign w:val="center"/>
           </w:tcPr>
@@ -4158,7 +4100,7 @@
         </w:tc>
         <w:tc>
           <w:tcPr>
-            <w:tcW w:w="2883" w:type="dxa"/>
+            <w:tcW w:w="2715" w:type="dxa"/>
             <w:shd w:val="clear" w:color="auto" w:fill="0F4761"/>
             <w:vAlign w:val="center"/>
           </w:tcPr>
@@ -4198,22 +4140,22 @@
         </w:tc>
         <w:tc>
           <w:tcPr>
-            <w:tcW w:w="5538" w:type="dxa"/>
-            <w:vAlign w:val="top"/>
-          </w:tcPr>
-          <w:p>
-            <w:pPr>
-              <w:pStyle w:val="TableText"/>
-              <w:jc w:val="left"/>
-            </w:pPr>
-            <w:r>
-              <w:t xml:space="preserve">Drivers renew TNDS from a reminder without help and trust what they see</w:t>
-            </w:r>
-          </w:p>
-        </w:tc>
-        <w:tc>
-          <w:tcPr>
-            <w:tcW w:w="2883" w:type="dxa"/>
+            <w:tcW w:w="5706" w:type="dxa"/>
+            <w:vAlign w:val="top"/>
+          </w:tcPr>
+          <w:p>
+            <w:pPr>
+              <w:pStyle w:val="TableText"/>
+              <w:jc w:val="left"/>
+            </w:pPr>
+            <w:r>
+              <w:t xml:space="preserve">Drivers renew TNDS from a reminder without help, on the quick path in three taps where the case allows it and in the full flow otherwise, and trust what they see</w:t>
+            </w:r>
+          </w:p>
+        </w:tc>
+        <w:tc>
+          <w:tcPr>
+            <w:tcW w:w="2715" w:type="dxa"/>
             <w:vAlign w:val="top"/>
           </w:tcPr>
           <w:p>
@@ -4250,7 +4192,7 @@
         </w:tc>
         <w:tc>
           <w:tcPr>
-            <w:tcW w:w="5538" w:type="dxa"/>
+            <w:tcW w:w="5706" w:type="dxa"/>
             <w:shd w:val="clear" w:color="auto" w:fill="F4F7FB"/>
             <w:vAlign w:val="top"/>
           </w:tcPr>
@@ -4266,7 +4208,7 @@
         </w:tc>
         <w:tc>
           <w:tcPr>
-            <w:tcW w:w="2883" w:type="dxa"/>
+            <w:tcW w:w="2715" w:type="dxa"/>
             <w:shd w:val="clear" w:color="auto" w:fill="F4F7FB"/>
             <w:vAlign w:val="top"/>
           </w:tcPr>
@@ -4303,7 +4245,7 @@
         </w:tc>
         <w:tc>
           <w:tcPr>
-            <w:tcW w:w="5538" w:type="dxa"/>
+            <w:tcW w:w="5706" w:type="dxa"/>
             <w:vAlign w:val="top"/>
           </w:tcPr>
           <w:p>
@@ -4318,7 +4260,7 @@
         </w:tc>
         <w:tc>
           <w:tcPr>
-            <w:tcW w:w="2883" w:type="dxa"/>
+            <w:tcW w:w="2715" w:type="dxa"/>
             <w:vAlign w:val="top"/>
           </w:tcPr>
           <w:p>
@@ -4355,7 +4297,7 @@
         </w:tc>
         <w:tc>
           <w:tcPr>
-            <w:tcW w:w="5538" w:type="dxa"/>
+            <w:tcW w:w="5706" w:type="dxa"/>
             <w:shd w:val="clear" w:color="auto" w:fill="F4F7FB"/>
             <w:vAlign w:val="top"/>
           </w:tcPr>
@@ -4371,7 +4313,7 @@
         </w:tc>
         <w:tc>
           <w:tcPr>
-            <w:tcW w:w="2883" w:type="dxa"/>
+            <w:tcW w:w="2715" w:type="dxa"/>
             <w:shd w:val="clear" w:color="auto" w:fill="F4F7FB"/>
             <w:vAlign w:val="top"/>
           </w:tcPr>
@@ -4408,7 +4350,7 @@
         </w:tc>
         <w:tc>
           <w:tcPr>
-            <w:tcW w:w="5538" w:type="dxa"/>
+            <w:tcW w:w="5706" w:type="dxa"/>
             <w:vAlign w:val="top"/>
           </w:tcPr>
           <w:p>
@@ -4423,7 +4365,7 @@
         </w:tc>
         <w:tc>
           <w:tcPr>
-            <w:tcW w:w="2883" w:type="dxa"/>
+            <w:tcW w:w="2715" w:type="dxa"/>
             <w:vAlign w:val="top"/>
           </w:tcPr>
           <w:p>
@@ -4460,7 +4402,7 @@
         </w:tc>
         <w:tc>
           <w:tcPr>
-            <w:tcW w:w="5538" w:type="dxa"/>
+            <w:tcW w:w="5706" w:type="dxa"/>
             <w:shd w:val="clear" w:color="auto" w:fill="F4F7FB"/>
             <w:vAlign w:val="top"/>
           </w:tcPr>
@@ -4476,7 +4418,7 @@
         </w:tc>
         <w:tc>
           <w:tcPr>
-            <w:tcW w:w="2883" w:type="dxa"/>
+            <w:tcW w:w="2715" w:type="dxa"/>
             <w:shd w:val="clear" w:color="auto" w:fill="F4F7FB"/>
             <w:vAlign w:val="top"/>
           </w:tcPr>
@@ -4487,6 +4429,57 @@
             </w:pPr>
             <w:r>
               <w:t xml:space="preserve">Task success, SUS</w:t>
+            </w:r>
+          </w:p>
+        </w:tc>
+      </w:tr>
+      <w:tr>
+        <w:trPr>
+          <w:cantSplit/>
+        </w:trPr>
+        <w:tc>
+          <w:tcPr>
+            <w:tcW w:w="606" w:type="dxa"/>
+            <w:noWrap/>
+            <w:vAlign w:val="top"/>
+          </w:tcPr>
+          <w:p>
+            <w:pPr>
+              <w:pStyle w:val="TableText"/>
+              <w:jc w:val="left"/>
+            </w:pPr>
+            <w:r>
+              <w:t xml:space="preserve">O-7</w:t>
+            </w:r>
+          </w:p>
+        </w:tc>
+        <w:tc>
+          <w:tcPr>
+            <w:tcW w:w="5706" w:type="dxa"/>
+            <w:vAlign w:val="top"/>
+          </w:tcPr>
+          <w:p>
+            <w:pPr>
+              <w:pStyle w:val="TableText"/>
+              <w:jc w:val="left"/>
+            </w:pPr>
+            <w:r>
+              <w:t xml:space="preserve">Compliance staff log a customer’s data request, verify identity and answer it within the response time, without IT help</w:t>
+            </w:r>
+          </w:p>
+        </w:tc>
+        <w:tc>
+          <w:tcPr>
+            <w:tcW w:w="2715" w:type="dxa"/>
+            <w:vAlign w:val="top"/>
+          </w:tcPr>
+          <w:p>
+            <w:pPr>
+              <w:pStyle w:val="TableText"/>
+              <w:jc w:val="left"/>
+            </w:pPr>
+            <w:r>
+              <w:t xml:space="preserve">Task success, time on task, critical errors</w:t>
             </w:r>
           </w:p>
         </w:tc>
@@ -4498,7 +4491,34 @@
         <w:spacing w:before="160"/>
       </w:pPr>
       <w:r>
-        <w:t xml:space="preserve">The study also settles one open design question. The renewal path takes six taps today against a target of three (NFR-035; see TGP-UX-03). The sessions record where customers hesitate in the declaration and confirmation steps, so that the product owner and compliance can decide whether to shorten the flow.</w:t>
+        <w:t xml:space="preserve">Renewal has two paths (TGP-UX-03,</w:t>
+      </w:r>
+      <w:r>
+        <w:t xml:space="preserve"> </w:t>
+      </w:r>
+      <w:r>
+        <w:t xml:space="preserve">“</w:t>
+      </w:r>
+      <w:r>
+        <w:t xml:space="preserve">Renewal paths</w:t>
+      </w:r>
+      <w:r>
+        <w:t xml:space="preserve">”</w:t>
+      </w:r>
+      <w:r>
+        <w:t xml:space="preserve">): quick renewal (</w:t>
+      </w:r>
+      <w:r>
+        <w:t xml:space="preserve">“</w:t>
+      </w:r>
+      <w:r>
+        <w:t xml:space="preserve">Gia hạn nhanh</w:t>
+      </w:r>
+      <w:r>
+        <w:t xml:space="preserve">”</w:t>
+      </w:r>
+      <w:r>
+        <w:t xml:space="preserve">) in three taps where the case allows it, and the full flow in six taps. The study measures both against NFR-035 as restated: three taps on the quick path, six in the full flow, and a median renewal of 60 seconds or less. It also checks that customers on the quick path still read and understand the declaration they tick.</w:t>
       </w:r>
     </w:p>
     <w:p>
@@ -4576,11 +4596,11 @@
         <w:tblLook w:val="04A0" w:firstRow="1" w:lastRow="0" w:firstColumn="0" w:lastColumn="0" w:noHBand="0" w:noVBand="1"/>
       </w:tblPr>
       <w:tblGrid>
-        <w:gridCol w:w="1831"/>
+        <w:gridCol w:w="1825"/>
         <w:gridCol w:w="1706"/>
         <w:gridCol w:w="1338"/>
         <w:gridCol w:w="1582"/>
-        <w:gridCol w:w="2570"/>
+        <w:gridCol w:w="2576"/>
       </w:tblGrid>
       <w:tr>
         <w:trPr>
@@ -4589,7 +4609,7 @@
         </w:trPr>
         <w:tc>
           <w:tcPr>
-            <w:tcW w:w="1831" w:type="dxa"/>
+            <w:tcW w:w="1825" w:type="dxa"/>
             <w:shd w:val="clear" w:color="auto" w:fill="0F4761"/>
             <w:vAlign w:val="center"/>
           </w:tcPr>
@@ -4665,7 +4685,7 @@
         </w:tc>
         <w:tc>
           <w:tcPr>
-            <w:tcW w:w="2570" w:type="dxa"/>
+            <w:tcW w:w="2576" w:type="dxa"/>
             <w:shd w:val="clear" w:color="auto" w:fill="0F4761"/>
             <w:vAlign w:val="center"/>
           </w:tcPr>
@@ -4689,7 +4709,7 @@
         </w:trPr>
         <w:tc>
           <w:tcPr>
-            <w:tcW w:w="1831" w:type="dxa"/>
+            <w:tcW w:w="1825" w:type="dxa"/>
             <w:vAlign w:val="top"/>
           </w:tcPr>
           <w:p>
@@ -4749,7 +4769,7 @@
         </w:tc>
         <w:tc>
           <w:tcPr>
-            <w:tcW w:w="2570" w:type="dxa"/>
+            <w:tcW w:w="2576" w:type="dxa"/>
             <w:vAlign w:val="top"/>
           </w:tcPr>
           <w:p>
@@ -4769,7 +4789,7 @@
         </w:trPr>
         <w:tc>
           <w:tcPr>
-            <w:tcW w:w="1831" w:type="dxa"/>
+            <w:tcW w:w="1825" w:type="dxa"/>
             <w:shd w:val="clear" w:color="auto" w:fill="F4F7FB"/>
             <w:vAlign w:val="top"/>
           </w:tcPr>
@@ -4833,7 +4853,7 @@
         </w:tc>
         <w:tc>
           <w:tcPr>
-            <w:tcW w:w="2570" w:type="dxa"/>
+            <w:tcW w:w="2576" w:type="dxa"/>
             <w:shd w:val="clear" w:color="auto" w:fill="F4F7FB"/>
             <w:vAlign w:val="top"/>
           </w:tcPr>
@@ -4854,7 +4874,7 @@
         </w:trPr>
         <w:tc>
           <w:tcPr>
-            <w:tcW w:w="1831" w:type="dxa"/>
+            <w:tcW w:w="1825" w:type="dxa"/>
             <w:vAlign w:val="top"/>
           </w:tcPr>
           <w:p>
@@ -4911,7 +4931,7 @@
         </w:tc>
         <w:tc>
           <w:tcPr>
-            <w:tcW w:w="2570" w:type="dxa"/>
+            <w:tcW w:w="2576" w:type="dxa"/>
             <w:vAlign w:val="top"/>
           </w:tcPr>
           <w:p>
@@ -4931,7 +4951,7 @@
         </w:trPr>
         <w:tc>
           <w:tcPr>
-            <w:tcW w:w="1831" w:type="dxa"/>
+            <w:tcW w:w="1825" w:type="dxa"/>
             <w:shd w:val="clear" w:color="auto" w:fill="F4F7FB"/>
             <w:vAlign w:val="top"/>
           </w:tcPr>
@@ -4992,7 +5012,7 @@
         </w:tc>
         <w:tc>
           <w:tcPr>
-            <w:tcW w:w="2570" w:type="dxa"/>
+            <w:tcW w:w="2576" w:type="dxa"/>
             <w:shd w:val="clear" w:color="auto" w:fill="F4F7FB"/>
             <w:vAlign w:val="top"/>
           </w:tcPr>
@@ -5013,7 +5033,7 @@
         </w:trPr>
         <w:tc>
           <w:tcPr>
-            <w:tcW w:w="1831" w:type="dxa"/>
+            <w:tcW w:w="1825" w:type="dxa"/>
             <w:vAlign w:val="top"/>
           </w:tcPr>
           <w:p>
@@ -5070,7 +5090,7 @@
         </w:tc>
         <w:tc>
           <w:tcPr>
-            <w:tcW w:w="2570" w:type="dxa"/>
+            <w:tcW w:w="2576" w:type="dxa"/>
             <w:vAlign w:val="top"/>
           </w:tcPr>
           <w:p>
@@ -5090,7 +5110,7 @@
         </w:trPr>
         <w:tc>
           <w:tcPr>
-            <w:tcW w:w="1831" w:type="dxa"/>
+            <w:tcW w:w="1825" w:type="dxa"/>
             <w:shd w:val="clear" w:color="auto" w:fill="F4F7FB"/>
             <w:vAlign w:val="top"/>
           </w:tcPr>
@@ -5100,7 +5120,7 @@
               <w:jc w:val="left"/>
             </w:pPr>
             <w:r>
-              <w:t xml:space="preserve">Compliance staff (approvers)</w:t>
+              <w:t xml:space="preserve">Compliance staff</w:t>
             </w:r>
           </w:p>
         </w:tc>
@@ -5151,7 +5171,7 @@
         </w:tc>
         <w:tc>
           <w:tcPr>
-            <w:tcW w:w="2570" w:type="dxa"/>
+            <w:tcW w:w="2576" w:type="dxa"/>
             <w:shd w:val="clear" w:color="auto" w:fill="F4F7FB"/>
             <w:vAlign w:val="top"/>
           </w:tcPr>
@@ -5161,7 +5181,7 @@
               <w:jc w:val="left"/>
             </w:pPr>
             <w:r>
-              <w:t xml:space="preserve">TASCO compliance officers who will approve changes</w:t>
+              <w:t xml:space="preserve">TASCO compliance officers who will approve changes and handle customers’ data requests</w:t>
             </w:r>
           </w:p>
         </w:tc>
@@ -5172,7 +5192,7 @@
         </w:trPr>
         <w:tc>
           <w:tcPr>
-            <w:tcW w:w="1831" w:type="dxa"/>
+            <w:tcW w:w="1825" w:type="dxa"/>
             <w:vAlign w:val="top"/>
           </w:tcPr>
           <w:p>
@@ -5229,7 +5249,7 @@
         </w:tc>
         <w:tc>
           <w:tcPr>
-            <w:tcW w:w="2570" w:type="dxa"/>
+            <w:tcW w:w="2576" w:type="dxa"/>
             <w:vAlign w:val="top"/>
           </w:tcPr>
           <w:p>
@@ -5726,10 +5746,10 @@
         <w:tblLook w:val="04A0" w:firstRow="1" w:lastRow="0" w:firstColumn="0" w:lastColumn="0" w:noHBand="0" w:noVBand="1"/>
       </w:tblPr>
       <w:tblGrid>
-        <w:gridCol w:w="606"/>
-        <w:gridCol w:w="3506"/>
-        <w:gridCol w:w="2861"/>
-        <w:gridCol w:w="2054"/>
+        <w:gridCol w:w="712"/>
+        <w:gridCol w:w="3206"/>
+        <w:gridCol w:w="3134"/>
+        <w:gridCol w:w="1975"/>
       </w:tblGrid>
       <w:tr>
         <w:trPr>
@@ -5738,7 +5758,7 @@
         </w:trPr>
         <w:tc>
           <w:tcPr>
-            <w:tcW w:w="606" w:type="dxa"/>
+            <w:tcW w:w="712" w:type="dxa"/>
             <w:shd w:val="clear" w:color="auto" w:fill="0F4761"/>
             <w:vAlign w:val="center"/>
           </w:tcPr>
@@ -5757,7 +5777,7 @@
         </w:tc>
         <w:tc>
           <w:tcPr>
-            <w:tcW w:w="3506" w:type="dxa"/>
+            <w:tcW w:w="3206" w:type="dxa"/>
             <w:shd w:val="clear" w:color="auto" w:fill="0F4761"/>
             <w:vAlign w:val="center"/>
           </w:tcPr>
@@ -5776,7 +5796,7 @@
         </w:tc>
         <w:tc>
           <w:tcPr>
-            <w:tcW w:w="2861" w:type="dxa"/>
+            <w:tcW w:w="3134" w:type="dxa"/>
             <w:shd w:val="clear" w:color="auto" w:fill="0F4761"/>
             <w:vAlign w:val="center"/>
           </w:tcPr>
@@ -5795,7 +5815,7 @@
         </w:tc>
         <w:tc>
           <w:tcPr>
-            <w:tcW w:w="2054" w:type="dxa"/>
+            <w:tcW w:w="1975" w:type="dxa"/>
             <w:shd w:val="clear" w:color="auto" w:fill="0F4761"/>
             <w:vAlign w:val="center"/>
           </w:tcPr>
@@ -5819,7 +5839,7 @@
         </w:trPr>
         <w:tc>
           <w:tcPr>
-            <w:tcW w:w="606" w:type="dxa"/>
+            <w:tcW w:w="712" w:type="dxa"/>
             <w:noWrap/>
             <w:vAlign w:val="top"/>
           </w:tcPr>
@@ -5835,14 +5855,20 @@
         </w:tc>
         <w:tc>
           <w:tcPr>
-            <w:tcW w:w="3506" w:type="dxa"/>
-            <w:vAlign w:val="top"/>
-          </w:tcPr>
-          <w:p>
-            <w:pPr>
-              <w:pStyle w:val="TableText"/>
-              <w:jc w:val="left"/>
-            </w:pPr>
+            <w:tcW w:w="3206" w:type="dxa"/>
+            <w:vAlign w:val="top"/>
+          </w:tcPr>
+          <w:p>
+            <w:pPr>
+              <w:pStyle w:val="TableText"/>
+              <w:jc w:val="left"/>
+            </w:pPr>
+            <w:r>
+              <w:t xml:space="preserve">Quick renewal. Test vehicle eligible for quick renewal.</w:t>
+            </w:r>
+            <w:r>
+              <w:t xml:space="preserve"> </w:t>
+            </w:r>
             <w:r>
               <w:t xml:space="preserve">“</w:t>
             </w:r>
@@ -5856,31 +5882,46 @@
         </w:tc>
         <w:tc>
           <w:tcPr>
-            <w:tcW w:w="2861" w:type="dxa"/>
-            <w:vAlign w:val="top"/>
-          </w:tcPr>
-          <w:p>
-            <w:pPr>
-              <w:pStyle w:val="TableText"/>
-              <w:jc w:val="left"/>
-            </w:pPr>
-            <w:r>
-              <w:t xml:space="preserve">E-certificate shown after payment</w:t>
-            </w:r>
-          </w:p>
-        </w:tc>
-        <w:tc>
-          <w:tcPr>
-            <w:tcW w:w="2054" w:type="dxa"/>
-            <w:vAlign w:val="top"/>
-          </w:tcPr>
-          <w:p>
-            <w:pPr>
-              <w:pStyle w:val="TableText"/>
-              <w:jc w:val="left"/>
-            </w:pPr>
-            <w:r>
-              <w:t xml:space="preserve">90 % success; 90 s or less; taps recorded (6 today)</w:t>
+            <w:tcW w:w="3134" w:type="dxa"/>
+            <w:vAlign w:val="top"/>
+          </w:tcPr>
+          <w:p>
+            <w:pPr>
+              <w:pStyle w:val="TableText"/>
+              <w:jc w:val="left"/>
+            </w:pPr>
+            <w:r>
+              <w:t xml:space="preserve">Uses</w:t>
+            </w:r>
+            <w:r>
+              <w:t xml:space="preserve"> </w:t>
+            </w:r>
+            <w:r>
+              <w:t xml:space="preserve">“</w:t>
+            </w:r>
+            <w:r>
+              <w:t xml:space="preserve">Gia hạn nhanh</w:t>
+            </w:r>
+            <w:r>
+              <w:t xml:space="preserve">”</w:t>
+            </w:r>
+            <w:r>
+              <w:t xml:space="preserve">; e-certificate shown after payment; can say what the declaration means</w:t>
+            </w:r>
+          </w:p>
+        </w:tc>
+        <w:tc>
+          <w:tcPr>
+            <w:tcW w:w="1975" w:type="dxa"/>
+            <w:vAlign w:val="top"/>
+          </w:tcPr>
+          <w:p>
+            <w:pPr>
+              <w:pStyle w:val="TableText"/>
+              <w:jc w:val="left"/>
+            </w:pPr>
+            <w:r>
+              <w:t xml:space="preserve">90 % success; 3 taps; 60 s or less</w:t>
             </w:r>
           </w:p>
         </w:tc>
@@ -5891,7 +5932,7 @@
         </w:trPr>
         <w:tc>
           <w:tcPr>
-            <w:tcW w:w="606" w:type="dxa"/>
+            <w:tcW w:w="712" w:type="dxa"/>
             <w:shd w:val="clear" w:color="auto" w:fill="F4F7FB"/>
             <w:noWrap/>
             <w:vAlign w:val="top"/>
@@ -5908,7 +5949,7 @@
         </w:tc>
         <w:tc>
           <w:tcPr>
-            <w:tcW w:w="3506" w:type="dxa"/>
+            <w:tcW w:w="3206" w:type="dxa"/>
             <w:shd w:val="clear" w:color="auto" w:fill="F4F7FB"/>
             <w:vAlign w:val="top"/>
           </w:tcPr>
@@ -5918,19 +5959,13 @@
               <w:jc w:val="left"/>
             </w:pPr>
             <w:r>
-              <w:t xml:space="preserve">“</w:t>
-            </w:r>
-            <w:r>
-              <w:t xml:space="preserve">Tư vấn viên TASCO vừa gửi báo giá cho bạn. Hãy xem và thanh toán.</w:t>
-            </w:r>
-            <w:r>
-              <w:t xml:space="preserve">”</w:t>
-            </w:r>
-          </w:p>
-        </w:tc>
-        <w:tc>
-          <w:tcPr>
-            <w:tcW w:w="2861" w:type="dxa"/>
+              <w:t xml:space="preserve">Full flow. Test vehicle not eligible (vehicle details not yet confirmed). Same scenario as C-1</w:t>
+            </w:r>
+          </w:p>
+        </w:tc>
+        <w:tc>
+          <w:tcPr>
+            <w:tcW w:w="3134" w:type="dxa"/>
             <w:shd w:val="clear" w:color="auto" w:fill="F4F7FB"/>
             <w:vAlign w:val="top"/>
           </w:tcPr>
@@ -5940,13 +5975,13 @@
               <w:jc w:val="left"/>
             </w:pPr>
             <w:r>
-              <w:t xml:space="preserve">Finds the quote on Home and pays it</w:t>
-            </w:r>
-          </w:p>
-        </w:tc>
-        <w:tc>
-          <w:tcPr>
-            <w:tcW w:w="2054" w:type="dxa"/>
+              <w:t xml:space="preserve">Answers the vehicle questions and pays in the full flow; e-certificate shown</w:t>
+            </w:r>
+          </w:p>
+        </w:tc>
+        <w:tc>
+          <w:tcPr>
+            <w:tcW w:w="1975" w:type="dxa"/>
             <w:shd w:val="clear" w:color="auto" w:fill="F4F7FB"/>
             <w:vAlign w:val="top"/>
           </w:tcPr>
@@ -5956,7 +5991,7 @@
               <w:jc w:val="left"/>
             </w:pPr>
             <w:r>
-              <w:t xml:space="preserve">90 % success; 60 s or less</w:t>
+              <w:t xml:space="preserve">90 % success; 6 taps; 90 s or less</w:t>
             </w:r>
           </w:p>
         </w:tc>
@@ -5967,7 +6002,7 @@
         </w:trPr>
         <w:tc>
           <w:tcPr>
-            <w:tcW w:w="606" w:type="dxa"/>
+            <w:tcW w:w="712" w:type="dxa"/>
             <w:noWrap/>
             <w:vAlign w:val="top"/>
           </w:tcPr>
@@ -5983,19 +6018,25 @@
         </w:tc>
         <w:tc>
           <w:tcPr>
-            <w:tcW w:w="3506" w:type="dxa"/>
-            <w:vAlign w:val="top"/>
-          </w:tcPr>
-          <w:p>
-            <w:pPr>
-              <w:pStyle w:val="TableText"/>
-              <w:jc w:val="left"/>
-            </w:pPr>
+            <w:tcW w:w="3206" w:type="dxa"/>
+            <w:vAlign w:val="top"/>
+          </w:tcPr>
+          <w:p>
+            <w:pPr>
+              <w:pStyle w:val="TableText"/>
+              <w:jc w:val="left"/>
+            </w:pPr>
+            <w:r>
+              <w:t xml:space="preserve">Customise from the quick path. Test vehicle eligible.</w:t>
+            </w:r>
+            <w:r>
+              <w:t xml:space="preserve"> </w:t>
+            </w:r>
             <w:r>
               <w:t xml:space="preserve">“</w:t>
             </w:r>
             <w:r>
-              <w:t xml:space="preserve">Ứng dụng hỏi ngày hết hạn bảo hiểm hiện tại. Ngày đúng là 20/11/2026. Hãy cập nhật.</w:t>
+              <w:t xml:space="preserve">Bạn muốn gia hạn 2 năm thay vì 1 năm.</w:t>
             </w:r>
             <w:r>
               <w:t xml:space="preserve">”</w:t>
@@ -6004,31 +6045,49 @@
         </w:tc>
         <w:tc>
           <w:tcPr>
-            <w:tcW w:w="2861" w:type="dxa"/>
-            <w:vAlign w:val="top"/>
-          </w:tcPr>
-          <w:p>
-            <w:pPr>
-              <w:pStyle w:val="TableText"/>
-              <w:jc w:val="left"/>
-            </w:pPr>
-            <w:r>
-              <w:t xml:space="preserve">Correct date and insurer saved</w:t>
-            </w:r>
-          </w:p>
-        </w:tc>
-        <w:tc>
-          <w:tcPr>
-            <w:tcW w:w="2054" w:type="dxa"/>
-            <w:vAlign w:val="top"/>
-          </w:tcPr>
-          <w:p>
-            <w:pPr>
-              <w:pStyle w:val="TableText"/>
-              <w:jc w:val="left"/>
-            </w:pPr>
-            <w:r>
-              <w:t xml:space="preserve">90 % success; 45 s or less</w:t>
+            <w:tcW w:w="3134" w:type="dxa"/>
+            <w:vAlign w:val="top"/>
+          </w:tcPr>
+          <w:p>
+            <w:pPr>
+              <w:pStyle w:val="TableText"/>
+              <w:jc w:val="left"/>
+            </w:pPr>
+            <w:r>
+              <w:t xml:space="preserve">Finds</w:t>
+            </w:r>
+            <w:r>
+              <w:t xml:space="preserve"> </w:t>
+            </w:r>
+            <w:r>
+              <w:t xml:space="preserve">“</w:t>
+            </w:r>
+            <w:r>
+              <w:t xml:space="preserve">Tùy chỉnh gói bảo hiểm</w:t>
+            </w:r>
+            <w:r>
+              <w:t xml:space="preserve">”</w:t>
+            </w:r>
+            <w:r>
+              <w:t xml:space="preserve"> </w:t>
+            </w:r>
+            <w:r>
+              <w:t xml:space="preserve">and pays for a 2-year term</w:t>
+            </w:r>
+          </w:p>
+        </w:tc>
+        <w:tc>
+          <w:tcPr>
+            <w:tcW w:w="1975" w:type="dxa"/>
+            <w:vAlign w:val="top"/>
+          </w:tcPr>
+          <w:p>
+            <w:pPr>
+              <w:pStyle w:val="TableText"/>
+              <w:jc w:val="left"/>
+            </w:pPr>
+            <w:r>
+              <w:t xml:space="preserve">85 % success; 2 min or less</w:t>
             </w:r>
           </w:p>
         </w:tc>
@@ -6039,7 +6098,7 @@
         </w:trPr>
         <w:tc>
           <w:tcPr>
-            <w:tcW w:w="606" w:type="dxa"/>
+            <w:tcW w:w="712" w:type="dxa"/>
             <w:shd w:val="clear" w:color="auto" w:fill="F4F7FB"/>
             <w:noWrap/>
             <w:vAlign w:val="top"/>
@@ -6056,7 +6115,7 @@
         </w:tc>
         <w:tc>
           <w:tcPr>
-            <w:tcW w:w="3506" w:type="dxa"/>
+            <w:tcW w:w="3206" w:type="dxa"/>
             <w:shd w:val="clear" w:color="auto" w:fill="F4F7FB"/>
             <w:vAlign w:val="top"/>
           </w:tcPr>
@@ -6069,7 +6128,7 @@
               <w:t xml:space="preserve">“</w:t>
             </w:r>
             <w:r>
-              <w:t xml:space="preserve">Bạn muốn bảo vệ thêm cho người ngồi trên xe. Hãy xem phí và thêm vào.</w:t>
+              <w:t xml:space="preserve">Tư vấn viên TASCO vừa gửi báo giá cho bạn. Hãy xem và thanh toán.</w:t>
             </w:r>
             <w:r>
               <w:t xml:space="preserve">”</w:t>
@@ -6078,7 +6137,7 @@
         </w:tc>
         <w:tc>
           <w:tcPr>
-            <w:tcW w:w="2861" w:type="dxa"/>
+            <w:tcW w:w="3134" w:type="dxa"/>
             <w:shd w:val="clear" w:color="auto" w:fill="F4F7FB"/>
             <w:vAlign w:val="top"/>
           </w:tcPr>
@@ -6088,13 +6147,13 @@
               <w:jc w:val="left"/>
             </w:pPr>
             <w:r>
-              <w:t xml:space="preserve">Seat accident cover in the paid order</w:t>
-            </w:r>
-          </w:p>
-        </w:tc>
-        <w:tc>
-          <w:tcPr>
-            <w:tcW w:w="2054" w:type="dxa"/>
+              <w:t xml:space="preserve">Finds the quote on Home and pays it</w:t>
+            </w:r>
+          </w:p>
+        </w:tc>
+        <w:tc>
+          <w:tcPr>
+            <w:tcW w:w="1975" w:type="dxa"/>
             <w:shd w:val="clear" w:color="auto" w:fill="F4F7FB"/>
             <w:vAlign w:val="top"/>
           </w:tcPr>
@@ -6104,7 +6163,7 @@
               <w:jc w:val="left"/>
             </w:pPr>
             <w:r>
-              <w:t xml:space="preserve">80 % success; 90 s or less</w:t>
+              <w:t xml:space="preserve">90 % success; 60 s or less</w:t>
             </w:r>
           </w:p>
         </w:tc>
@@ -6115,7 +6174,7 @@
         </w:trPr>
         <w:tc>
           <w:tcPr>
-            <w:tcW w:w="606" w:type="dxa"/>
+            <w:tcW w:w="712" w:type="dxa"/>
             <w:noWrap/>
             <w:vAlign w:val="top"/>
           </w:tcPr>
@@ -6131,7 +6190,7 @@
         </w:tc>
         <w:tc>
           <w:tcPr>
-            <w:tcW w:w="3506" w:type="dxa"/>
+            <w:tcW w:w="3206" w:type="dxa"/>
             <w:vAlign w:val="top"/>
           </w:tcPr>
           <w:p>
@@ -6143,7 +6202,7 @@
               <w:t xml:space="preserve">“</w:t>
             </w:r>
             <w:r>
-              <w:t xml:space="preserve">Cảnh sát giao thông muốn kiểm tra bảo hiểm của bạn. Hãy cho họ xem.</w:t>
+              <w:t xml:space="preserve">Ứng dụng hỏi ngày hết hạn bảo hiểm hiện tại. Ngày đúng là 20/11/2026. Hãy cập nhật.</w:t>
             </w:r>
             <w:r>
               <w:t xml:space="preserve">”</w:t>
@@ -6152,31 +6211,31 @@
         </w:tc>
         <w:tc>
           <w:tcPr>
-            <w:tcW w:w="2861" w:type="dxa"/>
-            <w:vAlign w:val="top"/>
-          </w:tcPr>
-          <w:p>
-            <w:pPr>
-              <w:pStyle w:val="TableText"/>
-              <w:jc w:val="left"/>
-            </w:pPr>
-            <w:r>
-              <w:t xml:space="preserve">QR shown full screen; the check page says the certificate is valid</w:t>
-            </w:r>
-          </w:p>
-        </w:tc>
-        <w:tc>
-          <w:tcPr>
-            <w:tcW w:w="2054" w:type="dxa"/>
-            <w:vAlign w:val="top"/>
-          </w:tcPr>
-          <w:p>
-            <w:pPr>
-              <w:pStyle w:val="TableText"/>
-              <w:jc w:val="left"/>
-            </w:pPr>
-            <w:r>
-              <w:t xml:space="preserve">90 % success; 20 s or less</w:t>
+            <w:tcW w:w="3134" w:type="dxa"/>
+            <w:vAlign w:val="top"/>
+          </w:tcPr>
+          <w:p>
+            <w:pPr>
+              <w:pStyle w:val="TableText"/>
+              <w:jc w:val="left"/>
+            </w:pPr>
+            <w:r>
+              <w:t xml:space="preserve">Correct date and insurer saved</w:t>
+            </w:r>
+          </w:p>
+        </w:tc>
+        <w:tc>
+          <w:tcPr>
+            <w:tcW w:w="1975" w:type="dxa"/>
+            <w:vAlign w:val="top"/>
+          </w:tcPr>
+          <w:p>
+            <w:pPr>
+              <w:pStyle w:val="TableText"/>
+              <w:jc w:val="left"/>
+            </w:pPr>
+            <w:r>
+              <w:t xml:space="preserve">90 % success; 45 s or less</w:t>
             </w:r>
           </w:p>
         </w:tc>
@@ -6187,7 +6246,7 @@
         </w:trPr>
         <w:tc>
           <w:tcPr>
-            <w:tcW w:w="606" w:type="dxa"/>
+            <w:tcW w:w="712" w:type="dxa"/>
             <w:shd w:val="clear" w:color="auto" w:fill="F4F7FB"/>
             <w:noWrap/>
             <w:vAlign w:val="top"/>
@@ -6204,7 +6263,7 @@
         </w:tc>
         <w:tc>
           <w:tcPr>
-            <w:tcW w:w="3506" w:type="dxa"/>
+            <w:tcW w:w="3206" w:type="dxa"/>
             <w:shd w:val="clear" w:color="auto" w:fill="F4F7FB"/>
             <w:vAlign w:val="top"/>
           </w:tcPr>
@@ -6217,7 +6276,7 @@
               <w:t xml:space="preserve">“</w:t>
             </w:r>
             <w:r>
-              <w:t xml:space="preserve">Bạn vừa bị va chạm nhẹ. Hãy báo tai nạn.</w:t>
+              <w:t xml:space="preserve">Bạn muốn bảo vệ thêm cho người ngồi trên xe. Hãy xem phí và thêm vào.</w:t>
             </w:r>
             <w:r>
               <w:t xml:space="preserve">”</w:t>
@@ -6226,7 +6285,7 @@
         </w:tc>
         <w:tc>
           <w:tcPr>
-            <w:tcW w:w="2861" w:type="dxa"/>
+            <w:tcW w:w="3134" w:type="dxa"/>
             <w:shd w:val="clear" w:color="auto" w:fill="F4F7FB"/>
             <w:vAlign w:val="top"/>
           </w:tcPr>
@@ -6236,13 +6295,13 @@
               <w:jc w:val="left"/>
             </w:pPr>
             <w:r>
-              <w:t xml:space="preserve">Claim sent; participant can say when TASCO will respond</w:t>
-            </w:r>
-          </w:p>
-        </w:tc>
-        <w:tc>
-          <w:tcPr>
-            <w:tcW w:w="2054" w:type="dxa"/>
+              <w:t xml:space="preserve">Seat accident cover in the paid order</w:t>
+            </w:r>
+          </w:p>
+        </w:tc>
+        <w:tc>
+          <w:tcPr>
+            <w:tcW w:w="1975" w:type="dxa"/>
             <w:shd w:val="clear" w:color="auto" w:fill="F4F7FB"/>
             <w:vAlign w:val="top"/>
           </w:tcPr>
@@ -6252,7 +6311,7 @@
               <w:jc w:val="left"/>
             </w:pPr>
             <w:r>
-              <w:t xml:space="preserve">85 % success; 4 min or less</w:t>
+              <w:t xml:space="preserve">80 % success; 90 s or less</w:t>
             </w:r>
           </w:p>
         </w:tc>
@@ -6263,7 +6322,7 @@
         </w:trPr>
         <w:tc>
           <w:tcPr>
-            <w:tcW w:w="606" w:type="dxa"/>
+            <w:tcW w:w="712" w:type="dxa"/>
             <w:noWrap/>
             <w:vAlign w:val="top"/>
           </w:tcPr>
@@ -6279,7 +6338,7 @@
         </w:tc>
         <w:tc>
           <w:tcPr>
-            <w:tcW w:w="3506" w:type="dxa"/>
+            <w:tcW w:w="3206" w:type="dxa"/>
             <w:vAlign w:val="top"/>
           </w:tcPr>
           <w:p>
@@ -6291,7 +6350,7 @@
               <w:t xml:space="preserve">“</w:t>
             </w:r>
             <w:r>
-              <w:t xml:space="preserve">Bạn không muốn nhận cuộc gọi tư vấn nữa.</w:t>
+              <w:t xml:space="preserve">Cảnh sát giao thông muốn kiểm tra bảo hiểm của bạn. Hãy cho họ xem.</w:t>
             </w:r>
             <w:r>
               <w:t xml:space="preserve">”</w:t>
@@ -6300,31 +6359,31 @@
         </w:tc>
         <w:tc>
           <w:tcPr>
-            <w:tcW w:w="2861" w:type="dxa"/>
-            <w:vAlign w:val="top"/>
-          </w:tcPr>
-          <w:p>
-            <w:pPr>
-              <w:pStyle w:val="TableText"/>
-              <w:jc w:val="left"/>
-            </w:pPr>
-            <w:r>
-              <w:t xml:space="preserve">Call consent switched off and confirmed</w:t>
-            </w:r>
-          </w:p>
-        </w:tc>
-        <w:tc>
-          <w:tcPr>
-            <w:tcW w:w="2054" w:type="dxa"/>
-            <w:vAlign w:val="top"/>
-          </w:tcPr>
-          <w:p>
-            <w:pPr>
-              <w:pStyle w:val="TableText"/>
-              <w:jc w:val="left"/>
-            </w:pPr>
-            <w:r>
-              <w:t xml:space="preserve">90 % success; 30 s or less</w:t>
+            <w:tcW w:w="3134" w:type="dxa"/>
+            <w:vAlign w:val="top"/>
+          </w:tcPr>
+          <w:p>
+            <w:pPr>
+              <w:pStyle w:val="TableText"/>
+              <w:jc w:val="left"/>
+            </w:pPr>
+            <w:r>
+              <w:t xml:space="preserve">QR shown full screen; the check page says the certificate is valid</w:t>
+            </w:r>
+          </w:p>
+        </w:tc>
+        <w:tc>
+          <w:tcPr>
+            <w:tcW w:w="1975" w:type="dxa"/>
+            <w:vAlign w:val="top"/>
+          </w:tcPr>
+          <w:p>
+            <w:pPr>
+              <w:pStyle w:val="TableText"/>
+              <w:jc w:val="left"/>
+            </w:pPr>
+            <w:r>
+              <w:t xml:space="preserve">90 % success; 20 s or less</w:t>
             </w:r>
           </w:p>
         </w:tc>
@@ -6335,7 +6394,7 @@
         </w:trPr>
         <w:tc>
           <w:tcPr>
-            <w:tcW w:w="606" w:type="dxa"/>
+            <w:tcW w:w="712" w:type="dxa"/>
             <w:shd w:val="clear" w:color="auto" w:fill="F4F7FB"/>
             <w:noWrap/>
             <w:vAlign w:val="top"/>
@@ -6352,7 +6411,7 @@
         </w:tc>
         <w:tc>
           <w:tcPr>
-            <w:tcW w:w="3506" w:type="dxa"/>
+            <w:tcW w:w="3206" w:type="dxa"/>
             <w:shd w:val="clear" w:color="auto" w:fill="F4F7FB"/>
             <w:vAlign w:val="top"/>
           </w:tcPr>
@@ -6365,7 +6424,7 @@
               <w:t xml:space="preserve">“</w:t>
             </w:r>
             <w:r>
-              <w:t xml:space="preserve">Bạn cần gọi cho TASCO. Số nào?</w:t>
+              <w:t xml:space="preserve">Bạn vừa bị va chạm nhẹ. Hãy báo tai nạn.</w:t>
             </w:r>
             <w:r>
               <w:t xml:space="preserve">”</w:t>
@@ -6374,7 +6433,7 @@
         </w:tc>
         <w:tc>
           <w:tcPr>
-            <w:tcW w:w="2861" w:type="dxa"/>
+            <w:tcW w:w="3134" w:type="dxa"/>
             <w:shd w:val="clear" w:color="auto" w:fill="F4F7FB"/>
             <w:vAlign w:val="top"/>
           </w:tcPr>
@@ -6384,13 +6443,13 @@
               <w:jc w:val="left"/>
             </w:pPr>
             <w:r>
-              <w:t xml:space="preserve">Finds 1900 1562 through the support button or Account</w:t>
-            </w:r>
-          </w:p>
-        </w:tc>
-        <w:tc>
-          <w:tcPr>
-            <w:tcW w:w="2054" w:type="dxa"/>
+              <w:t xml:space="preserve">Claim sent; participant can say when TASCO will respond</w:t>
+            </w:r>
+          </w:p>
+        </w:tc>
+        <w:tc>
+          <w:tcPr>
+            <w:tcW w:w="1975" w:type="dxa"/>
             <w:shd w:val="clear" w:color="auto" w:fill="F4F7FB"/>
             <w:vAlign w:val="top"/>
           </w:tcPr>
@@ -6400,7 +6459,7 @@
               <w:jc w:val="left"/>
             </w:pPr>
             <w:r>
-              <w:t xml:space="preserve">90 % success; 20 s or less</w:t>
+              <w:t xml:space="preserve">85 % success; 4 min or less</w:t>
             </w:r>
           </w:p>
         </w:tc>
@@ -6411,7 +6470,7 @@
         </w:trPr>
         <w:tc>
           <w:tcPr>
-            <w:tcW w:w="606" w:type="dxa"/>
+            <w:tcW w:w="712" w:type="dxa"/>
             <w:noWrap/>
             <w:vAlign w:val="top"/>
           </w:tcPr>
@@ -6427,7 +6486,7 @@
         </w:tc>
         <w:tc>
           <w:tcPr>
-            <w:tcW w:w="3506" w:type="dxa"/>
+            <w:tcW w:w="3206" w:type="dxa"/>
             <w:vAlign w:val="top"/>
           </w:tcPr>
           <w:p>
@@ -6439,6 +6498,154 @@
               <w:t xml:space="preserve">“</w:t>
             </w:r>
             <w:r>
+              <w:t xml:space="preserve">Bạn không muốn nhận cuộc gọi tư vấn nữa.</w:t>
+            </w:r>
+            <w:r>
+              <w:t xml:space="preserve">”</w:t>
+            </w:r>
+          </w:p>
+        </w:tc>
+        <w:tc>
+          <w:tcPr>
+            <w:tcW w:w="3134" w:type="dxa"/>
+            <w:vAlign w:val="top"/>
+          </w:tcPr>
+          <w:p>
+            <w:pPr>
+              <w:pStyle w:val="TableText"/>
+              <w:jc w:val="left"/>
+            </w:pPr>
+            <w:r>
+              <w:t xml:space="preserve">Call consent switched off and confirmed</w:t>
+            </w:r>
+          </w:p>
+        </w:tc>
+        <w:tc>
+          <w:tcPr>
+            <w:tcW w:w="1975" w:type="dxa"/>
+            <w:vAlign w:val="top"/>
+          </w:tcPr>
+          <w:p>
+            <w:pPr>
+              <w:pStyle w:val="TableText"/>
+              <w:jc w:val="left"/>
+            </w:pPr>
+            <w:r>
+              <w:t xml:space="preserve">90 % success; 30 s or less</w:t>
+            </w:r>
+          </w:p>
+        </w:tc>
+      </w:tr>
+      <w:tr>
+        <w:trPr>
+          <w:cantSplit/>
+        </w:trPr>
+        <w:tc>
+          <w:tcPr>
+            <w:tcW w:w="712" w:type="dxa"/>
+            <w:shd w:val="clear" w:color="auto" w:fill="F4F7FB"/>
+            <w:noWrap/>
+            <w:vAlign w:val="top"/>
+          </w:tcPr>
+          <w:p>
+            <w:pPr>
+              <w:pStyle w:val="TableText"/>
+              <w:jc w:val="left"/>
+            </w:pPr>
+            <w:r>
+              <w:t xml:space="preserve">C-10</w:t>
+            </w:r>
+          </w:p>
+        </w:tc>
+        <w:tc>
+          <w:tcPr>
+            <w:tcW w:w="3206" w:type="dxa"/>
+            <w:shd w:val="clear" w:color="auto" w:fill="F4F7FB"/>
+            <w:vAlign w:val="top"/>
+          </w:tcPr>
+          <w:p>
+            <w:pPr>
+              <w:pStyle w:val="TableText"/>
+              <w:jc w:val="left"/>
+            </w:pPr>
+            <w:r>
+              <w:t xml:space="preserve">“</w:t>
+            </w:r>
+            <w:r>
+              <w:t xml:space="preserve">Bạn cần gọi cho TASCO. Số nào?</w:t>
+            </w:r>
+            <w:r>
+              <w:t xml:space="preserve">”</w:t>
+            </w:r>
+          </w:p>
+        </w:tc>
+        <w:tc>
+          <w:tcPr>
+            <w:tcW w:w="3134" w:type="dxa"/>
+            <w:shd w:val="clear" w:color="auto" w:fill="F4F7FB"/>
+            <w:vAlign w:val="top"/>
+          </w:tcPr>
+          <w:p>
+            <w:pPr>
+              <w:pStyle w:val="TableText"/>
+              <w:jc w:val="left"/>
+            </w:pPr>
+            <w:r>
+              <w:t xml:space="preserve">Finds 1900 1562 through the support button or Account</w:t>
+            </w:r>
+          </w:p>
+        </w:tc>
+        <w:tc>
+          <w:tcPr>
+            <w:tcW w:w="1975" w:type="dxa"/>
+            <w:shd w:val="clear" w:color="auto" w:fill="F4F7FB"/>
+            <w:vAlign w:val="top"/>
+          </w:tcPr>
+          <w:p>
+            <w:pPr>
+              <w:pStyle w:val="TableText"/>
+              <w:jc w:val="left"/>
+            </w:pPr>
+            <w:r>
+              <w:t xml:space="preserve">90 % success; 20 s or less</w:t>
+            </w:r>
+          </w:p>
+        </w:tc>
+      </w:tr>
+      <w:tr>
+        <w:trPr>
+          <w:cantSplit/>
+        </w:trPr>
+        <w:tc>
+          <w:tcPr>
+            <w:tcW w:w="712" w:type="dxa"/>
+            <w:noWrap/>
+            <w:vAlign w:val="top"/>
+          </w:tcPr>
+          <w:p>
+            <w:pPr>
+              <w:pStyle w:val="TableText"/>
+              <w:jc w:val="left"/>
+            </w:pPr>
+            <w:r>
+              <w:t xml:space="preserve">C-11</w:t>
+            </w:r>
+          </w:p>
+        </w:tc>
+        <w:tc>
+          <w:tcPr>
+            <w:tcW w:w="3206" w:type="dxa"/>
+            <w:vAlign w:val="top"/>
+          </w:tcPr>
+          <w:p>
+            <w:pPr>
+              <w:pStyle w:val="TableText"/>
+              <w:jc w:val="left"/>
+            </w:pPr>
+            <w:r>
+              <w:t xml:space="preserve">“</w:t>
+            </w:r>
+            <w:r>
               <w:t xml:space="preserve">Mua qua ứng dụng VETC có rẻ hơn không? Bạn được gì?</w:t>
             </w:r>
             <w:r>
@@ -6448,7 +6655,7 @@
         </w:tc>
         <w:tc>
           <w:tcPr>
-            <w:tcW w:w="2861" w:type="dxa"/>
+            <w:tcW w:w="3134" w:type="dxa"/>
             <w:vAlign w:val="top"/>
           </w:tcPr>
           <w:p>
@@ -6463,7 +6670,7 @@
         </w:tc>
         <w:tc>
           <w:tcPr>
-            <w:tcW w:w="2054" w:type="dxa"/>
+            <w:tcW w:w="1975" w:type="dxa"/>
             <w:vAlign w:val="top"/>
           </w:tcPr>
           <w:p>
@@ -6484,7 +6691,7 @@
         <w:spacing w:before="160"/>
       </w:pPr>
       <w:r>
-        <w:t xml:space="preserve">Remote unmoderated participants do C-1, C-2, C-5, C-7 and C-9 on their own phones, followed by the SUS.</w:t>
+        <w:t xml:space="preserve">Remote unmoderated participants do C-1, C-2, C-4, C-7, C-9 and C-11 on their own phones, followed by the SUS. Half receive a vehicle that is eligible for quick renewal first, half a vehicle that is not, so that the order does not bias the comparison.</w:t>
       </w:r>
     </w:p>
     <w:p>
@@ -6520,10 +6727,10 @@
         <w:tblLook w:val="04A0" w:firstRow="1" w:lastRow="0" w:firstColumn="0" w:lastColumn="0" w:noHBand="0" w:noVBand="1"/>
       </w:tblPr>
       <w:tblGrid>
-        <w:gridCol w:w="606"/>
-        <w:gridCol w:w="3506"/>
-        <w:gridCol w:w="2861"/>
-        <w:gridCol w:w="2054"/>
+        <w:gridCol w:w="712"/>
+        <w:gridCol w:w="3206"/>
+        <w:gridCol w:w="3134"/>
+        <w:gridCol w:w="1975"/>
       </w:tblGrid>
       <w:tr>
         <w:trPr>
@@ -6532,7 +6739,7 @@
         </w:trPr>
         <w:tc>
           <w:tcPr>
-            <w:tcW w:w="606" w:type="dxa"/>
+            <w:tcW w:w="712" w:type="dxa"/>
             <w:shd w:val="clear" w:color="auto" w:fill="0F4761"/>
             <w:vAlign w:val="center"/>
           </w:tcPr>
@@ -6551,7 +6758,7 @@
         </w:tc>
         <w:tc>
           <w:tcPr>
-            <w:tcW w:w="3506" w:type="dxa"/>
+            <w:tcW w:w="3206" w:type="dxa"/>
             <w:shd w:val="clear" w:color="auto" w:fill="0F4761"/>
             <w:vAlign w:val="center"/>
           </w:tcPr>
@@ -6570,7 +6777,7 @@
         </w:tc>
         <w:tc>
           <w:tcPr>
-            <w:tcW w:w="2861" w:type="dxa"/>
+            <w:tcW w:w="3134" w:type="dxa"/>
             <w:shd w:val="clear" w:color="auto" w:fill="0F4761"/>
             <w:vAlign w:val="center"/>
           </w:tcPr>
@@ -6589,7 +6796,7 @@
         </w:tc>
         <w:tc>
           <w:tcPr>
-            <w:tcW w:w="2054" w:type="dxa"/>
+            <w:tcW w:w="1975" w:type="dxa"/>
             <w:shd w:val="clear" w:color="auto" w:fill="0F4761"/>
             <w:vAlign w:val="center"/>
           </w:tcPr>
@@ -6613,7 +6820,7 @@
         </w:trPr>
         <w:tc>
           <w:tcPr>
-            <w:tcW w:w="606" w:type="dxa"/>
+            <w:tcW w:w="712" w:type="dxa"/>
             <w:noWrap/>
             <w:vAlign w:val="top"/>
           </w:tcPr>
@@ -6629,7 +6836,7 @@
         </w:tc>
         <w:tc>
           <w:tcPr>
-            <w:tcW w:w="3506" w:type="dxa"/>
+            <w:tcW w:w="3206" w:type="dxa"/>
             <w:vAlign w:val="top"/>
           </w:tcPr>
           <w:p>
@@ -6650,7 +6857,7 @@
         </w:tc>
         <w:tc>
           <w:tcPr>
-            <w:tcW w:w="2861" w:type="dxa"/>
+            <w:tcW w:w="3134" w:type="dxa"/>
             <w:vAlign w:val="top"/>
           </w:tcPr>
           <w:p>
@@ -6665,7 +6872,7 @@
         </w:tc>
         <w:tc>
           <w:tcPr>
-            <w:tcW w:w="2054" w:type="dxa"/>
+            <w:tcW w:w="1975" w:type="dxa"/>
             <w:vAlign w:val="top"/>
           </w:tcPr>
           <w:p>
@@ -6685,7 +6892,7 @@
         </w:trPr>
         <w:tc>
           <w:tcPr>
-            <w:tcW w:w="606" w:type="dxa"/>
+            <w:tcW w:w="712" w:type="dxa"/>
             <w:shd w:val="clear" w:color="auto" w:fill="F4F7FB"/>
             <w:noWrap/>
             <w:vAlign w:val="top"/>
@@ -6702,7 +6909,7 @@
         </w:tc>
         <w:tc>
           <w:tcPr>
-            <w:tcW w:w="3506" w:type="dxa"/>
+            <w:tcW w:w="3206" w:type="dxa"/>
             <w:shd w:val="clear" w:color="auto" w:fill="F4F7FB"/>
             <w:vAlign w:val="top"/>
           </w:tcPr>
@@ -6724,7 +6931,7 @@
         </w:tc>
         <w:tc>
           <w:tcPr>
-            <w:tcW w:w="2861" w:type="dxa"/>
+            <w:tcW w:w="3134" w:type="dxa"/>
             <w:shd w:val="clear" w:color="auto" w:fill="F4F7FB"/>
             <w:vAlign w:val="top"/>
           </w:tcPr>
@@ -6740,7 +6947,7 @@
         </w:tc>
         <w:tc>
           <w:tcPr>
-            <w:tcW w:w="2054" w:type="dxa"/>
+            <w:tcW w:w="1975" w:type="dxa"/>
             <w:shd w:val="clear" w:color="auto" w:fill="F4F7FB"/>
             <w:vAlign w:val="top"/>
           </w:tcPr>
@@ -6761,7 +6968,7 @@
         </w:trPr>
         <w:tc>
           <w:tcPr>
-            <w:tcW w:w="606" w:type="dxa"/>
+            <w:tcW w:w="712" w:type="dxa"/>
             <w:noWrap/>
             <w:vAlign w:val="top"/>
           </w:tcPr>
@@ -6777,7 +6984,7 @@
         </w:tc>
         <w:tc>
           <w:tcPr>
-            <w:tcW w:w="3506" w:type="dxa"/>
+            <w:tcW w:w="3206" w:type="dxa"/>
             <w:vAlign w:val="top"/>
           </w:tcPr>
           <w:p>
@@ -6798,7 +7005,7 @@
         </w:tc>
         <w:tc>
           <w:tcPr>
-            <w:tcW w:w="2861" w:type="dxa"/>
+            <w:tcW w:w="3134" w:type="dxa"/>
             <w:vAlign w:val="top"/>
           </w:tcPr>
           <w:p>
@@ -6813,7 +7020,7 @@
         </w:tc>
         <w:tc>
           <w:tcPr>
-            <w:tcW w:w="2054" w:type="dxa"/>
+            <w:tcW w:w="1975" w:type="dxa"/>
             <w:vAlign w:val="top"/>
           </w:tcPr>
           <w:p>
@@ -6861,10 +7068,10 @@
         <w:tblLook w:val="04A0" w:firstRow="1" w:lastRow="0" w:firstColumn="0" w:lastColumn="0" w:noHBand="0" w:noVBand="1"/>
       </w:tblPr>
       <w:tblGrid>
-        <w:gridCol w:w="606"/>
-        <w:gridCol w:w="3506"/>
-        <w:gridCol w:w="2861"/>
-        <w:gridCol w:w="2054"/>
+        <w:gridCol w:w="712"/>
+        <w:gridCol w:w="3206"/>
+        <w:gridCol w:w="3134"/>
+        <w:gridCol w:w="1975"/>
       </w:tblGrid>
       <w:tr>
         <w:trPr>
@@ -6873,7 +7080,7 @@
         </w:trPr>
         <w:tc>
           <w:tcPr>
-            <w:tcW w:w="606" w:type="dxa"/>
+            <w:tcW w:w="712" w:type="dxa"/>
             <w:shd w:val="clear" w:color="auto" w:fill="0F4761"/>
             <w:vAlign w:val="center"/>
           </w:tcPr>
@@ -6892,7 +7099,7 @@
         </w:tc>
         <w:tc>
           <w:tcPr>
-            <w:tcW w:w="3506" w:type="dxa"/>
+            <w:tcW w:w="3206" w:type="dxa"/>
             <w:shd w:val="clear" w:color="auto" w:fill="0F4761"/>
             <w:vAlign w:val="center"/>
           </w:tcPr>
@@ -6911,7 +7118,7 @@
         </w:tc>
         <w:tc>
           <w:tcPr>
-            <w:tcW w:w="2861" w:type="dxa"/>
+            <w:tcW w:w="3134" w:type="dxa"/>
             <w:shd w:val="clear" w:color="auto" w:fill="0F4761"/>
             <w:vAlign w:val="center"/>
           </w:tcPr>
@@ -6930,7 +7137,7 @@
         </w:tc>
         <w:tc>
           <w:tcPr>
-            <w:tcW w:w="2054" w:type="dxa"/>
+            <w:tcW w:w="1975" w:type="dxa"/>
             <w:shd w:val="clear" w:color="auto" w:fill="0F4761"/>
             <w:vAlign w:val="center"/>
           </w:tcPr>
@@ -6954,7 +7161,7 @@
         </w:trPr>
         <w:tc>
           <w:tcPr>
-            <w:tcW w:w="606" w:type="dxa"/>
+            <w:tcW w:w="712" w:type="dxa"/>
             <w:noWrap/>
             <w:vAlign w:val="top"/>
           </w:tcPr>
@@ -6970,7 +7177,7 @@
         </w:tc>
         <w:tc>
           <w:tcPr>
-            <w:tcW w:w="3506" w:type="dxa"/>
+            <w:tcW w:w="3206" w:type="dxa"/>
             <w:vAlign w:val="top"/>
           </w:tcPr>
           <w:p>
@@ -6985,7 +7192,7 @@
         </w:tc>
         <w:tc>
           <w:tcPr>
-            <w:tcW w:w="2861" w:type="dxa"/>
+            <w:tcW w:w="3134" w:type="dxa"/>
             <w:vAlign w:val="top"/>
           </w:tcPr>
           <w:p>
@@ -7000,7 +7207,7 @@
         </w:tc>
         <w:tc>
           <w:tcPr>
-            <w:tcW w:w="2054" w:type="dxa"/>
+            <w:tcW w:w="1975" w:type="dxa"/>
             <w:vAlign w:val="top"/>
           </w:tcPr>
           <w:p>
@@ -7020,7 +7227,7 @@
         </w:trPr>
         <w:tc>
           <w:tcPr>
-            <w:tcW w:w="606" w:type="dxa"/>
+            <w:tcW w:w="712" w:type="dxa"/>
             <w:shd w:val="clear" w:color="auto" w:fill="F4F7FB"/>
             <w:noWrap/>
             <w:vAlign w:val="top"/>
@@ -7037,7 +7244,7 @@
         </w:tc>
         <w:tc>
           <w:tcPr>
-            <w:tcW w:w="3506" w:type="dxa"/>
+            <w:tcW w:w="3206" w:type="dxa"/>
             <w:shd w:val="clear" w:color="auto" w:fill="F4F7FB"/>
             <w:vAlign w:val="top"/>
           </w:tcPr>
@@ -7053,7 +7260,7 @@
         </w:tc>
         <w:tc>
           <w:tcPr>
-            <w:tcW w:w="2861" w:type="dxa"/>
+            <w:tcW w:w="3134" w:type="dxa"/>
             <w:shd w:val="clear" w:color="auto" w:fill="F4F7FB"/>
             <w:vAlign w:val="top"/>
           </w:tcPr>
@@ -7069,7 +7276,7 @@
         </w:tc>
         <w:tc>
           <w:tcPr>
-            <w:tcW w:w="2054" w:type="dxa"/>
+            <w:tcW w:w="1975" w:type="dxa"/>
             <w:shd w:val="clear" w:color="auto" w:fill="F4F7FB"/>
             <w:vAlign w:val="top"/>
           </w:tcPr>
@@ -7090,7 +7297,7 @@
         </w:trPr>
         <w:tc>
           <w:tcPr>
-            <w:tcW w:w="606" w:type="dxa"/>
+            <w:tcW w:w="712" w:type="dxa"/>
             <w:noWrap/>
             <w:vAlign w:val="top"/>
           </w:tcPr>
@@ -7106,7 +7313,7 @@
         </w:tc>
         <w:tc>
           <w:tcPr>
-            <w:tcW w:w="3506" w:type="dxa"/>
+            <w:tcW w:w="3206" w:type="dxa"/>
             <w:vAlign w:val="top"/>
           </w:tcPr>
           <w:p>
@@ -7121,7 +7328,7 @@
         </w:tc>
         <w:tc>
           <w:tcPr>
-            <w:tcW w:w="2861" w:type="dxa"/>
+            <w:tcW w:w="3134" w:type="dxa"/>
             <w:vAlign w:val="top"/>
           </w:tcPr>
           <w:p>
@@ -7136,7 +7343,7 @@
         </w:tc>
         <w:tc>
           <w:tcPr>
-            <w:tcW w:w="2054" w:type="dxa"/>
+            <w:tcW w:w="1975" w:type="dxa"/>
             <w:vAlign w:val="top"/>
           </w:tcPr>
           <w:p>
@@ -7156,7 +7363,7 @@
         </w:trPr>
         <w:tc>
           <w:tcPr>
-            <w:tcW w:w="606" w:type="dxa"/>
+            <w:tcW w:w="712" w:type="dxa"/>
             <w:shd w:val="clear" w:color="auto" w:fill="F4F7FB"/>
             <w:noWrap/>
             <w:vAlign w:val="top"/>
@@ -7173,7 +7380,7 @@
         </w:tc>
         <w:tc>
           <w:tcPr>
-            <w:tcW w:w="3506" w:type="dxa"/>
+            <w:tcW w:w="3206" w:type="dxa"/>
             <w:shd w:val="clear" w:color="auto" w:fill="F4F7FB"/>
             <w:vAlign w:val="top"/>
           </w:tcPr>
@@ -7189,7 +7396,7 @@
         </w:tc>
         <w:tc>
           <w:tcPr>
-            <w:tcW w:w="2861" w:type="dxa"/>
+            <w:tcW w:w="3134" w:type="dxa"/>
             <w:shd w:val="clear" w:color="auto" w:fill="F4F7FB"/>
             <w:vAlign w:val="top"/>
           </w:tcPr>
@@ -7205,7 +7412,7 @@
         </w:tc>
         <w:tc>
           <w:tcPr>
-            <w:tcW w:w="2054" w:type="dxa"/>
+            <w:tcW w:w="1975" w:type="dxa"/>
             <w:shd w:val="clear" w:color="auto" w:fill="F4F7FB"/>
             <w:vAlign w:val="top"/>
           </w:tcPr>
@@ -7226,7 +7433,7 @@
         </w:trPr>
         <w:tc>
           <w:tcPr>
-            <w:tcW w:w="606" w:type="dxa"/>
+            <w:tcW w:w="712" w:type="dxa"/>
             <w:noWrap/>
             <w:vAlign w:val="top"/>
           </w:tcPr>
@@ -7242,7 +7449,7 @@
         </w:tc>
         <w:tc>
           <w:tcPr>
-            <w:tcW w:w="3506" w:type="dxa"/>
+            <w:tcW w:w="3206" w:type="dxa"/>
             <w:vAlign w:val="top"/>
           </w:tcPr>
           <w:p>
@@ -7257,7 +7464,7 @@
         </w:tc>
         <w:tc>
           <w:tcPr>
-            <w:tcW w:w="2861" w:type="dxa"/>
+            <w:tcW w:w="3134" w:type="dxa"/>
             <w:vAlign w:val="top"/>
           </w:tcPr>
           <w:p>
@@ -7272,7 +7479,7 @@
         </w:tc>
         <w:tc>
           <w:tcPr>
-            <w:tcW w:w="2054" w:type="dxa"/>
+            <w:tcW w:w="1975" w:type="dxa"/>
             <w:vAlign w:val="top"/>
           </w:tcPr>
           <w:p>
@@ -7292,7 +7499,7 @@
         </w:trPr>
         <w:tc>
           <w:tcPr>
-            <w:tcW w:w="606" w:type="dxa"/>
+            <w:tcW w:w="712" w:type="dxa"/>
             <w:shd w:val="clear" w:color="auto" w:fill="F4F7FB"/>
             <w:noWrap/>
             <w:vAlign w:val="top"/>
@@ -7309,7 +7516,7 @@
         </w:tc>
         <w:tc>
           <w:tcPr>
-            <w:tcW w:w="3506" w:type="dxa"/>
+            <w:tcW w:w="3206" w:type="dxa"/>
             <w:shd w:val="clear" w:color="auto" w:fill="F4F7FB"/>
             <w:vAlign w:val="top"/>
           </w:tcPr>
@@ -7325,7 +7532,7 @@
         </w:tc>
         <w:tc>
           <w:tcPr>
-            <w:tcW w:w="2861" w:type="dxa"/>
+            <w:tcW w:w="3134" w:type="dxa"/>
             <w:shd w:val="clear" w:color="auto" w:fill="F4F7FB"/>
             <w:vAlign w:val="top"/>
           </w:tcPr>
@@ -7341,7 +7548,7 @@
         </w:tc>
         <w:tc>
           <w:tcPr>
-            <w:tcW w:w="2054" w:type="dxa"/>
+            <w:tcW w:w="1975" w:type="dxa"/>
             <w:shd w:val="clear" w:color="auto" w:fill="F4F7FB"/>
             <w:vAlign w:val="top"/>
           </w:tcPr>
@@ -7399,10 +7606,10 @@
         <w:tblLook w:val="04A0" w:firstRow="1" w:lastRow="0" w:firstColumn="0" w:lastColumn="0" w:noHBand="0" w:noVBand="1"/>
       </w:tblPr>
       <w:tblGrid>
-        <w:gridCol w:w="606"/>
-        <w:gridCol w:w="3506"/>
-        <w:gridCol w:w="2861"/>
-        <w:gridCol w:w="2054"/>
+        <w:gridCol w:w="712"/>
+        <w:gridCol w:w="3206"/>
+        <w:gridCol w:w="3134"/>
+        <w:gridCol w:w="1975"/>
       </w:tblGrid>
       <w:tr>
         <w:trPr>
@@ -7411,7 +7618,7 @@
         </w:trPr>
         <w:tc>
           <w:tcPr>
-            <w:tcW w:w="606" w:type="dxa"/>
+            <w:tcW w:w="712" w:type="dxa"/>
             <w:shd w:val="clear" w:color="auto" w:fill="0F4761"/>
             <w:vAlign w:val="center"/>
           </w:tcPr>
@@ -7430,7 +7637,7 @@
         </w:tc>
         <w:tc>
           <w:tcPr>
-            <w:tcW w:w="3506" w:type="dxa"/>
+            <w:tcW w:w="3206" w:type="dxa"/>
             <w:shd w:val="clear" w:color="auto" w:fill="0F4761"/>
             <w:vAlign w:val="center"/>
           </w:tcPr>
@@ -7449,7 +7656,7 @@
         </w:tc>
         <w:tc>
           <w:tcPr>
-            <w:tcW w:w="2861" w:type="dxa"/>
+            <w:tcW w:w="3134" w:type="dxa"/>
             <w:shd w:val="clear" w:color="auto" w:fill="0F4761"/>
             <w:vAlign w:val="center"/>
           </w:tcPr>
@@ -7468,7 +7675,7 @@
         </w:tc>
         <w:tc>
           <w:tcPr>
-            <w:tcW w:w="2054" w:type="dxa"/>
+            <w:tcW w:w="1975" w:type="dxa"/>
             <w:shd w:val="clear" w:color="auto" w:fill="0F4761"/>
             <w:vAlign w:val="center"/>
           </w:tcPr>
@@ -7492,7 +7699,7 @@
         </w:trPr>
         <w:tc>
           <w:tcPr>
-            <w:tcW w:w="606" w:type="dxa"/>
+            <w:tcW w:w="712" w:type="dxa"/>
             <w:noWrap/>
             <w:vAlign w:val="top"/>
           </w:tcPr>
@@ -7508,7 +7715,7 @@
         </w:tc>
         <w:tc>
           <w:tcPr>
-            <w:tcW w:w="3506" w:type="dxa"/>
+            <w:tcW w:w="3206" w:type="dxa"/>
             <w:vAlign w:val="top"/>
           </w:tcPr>
           <w:p>
@@ -7523,7 +7730,7 @@
         </w:tc>
         <w:tc>
           <w:tcPr>
-            <w:tcW w:w="2861" w:type="dxa"/>
+            <w:tcW w:w="3134" w:type="dxa"/>
             <w:vAlign w:val="top"/>
           </w:tcPr>
           <w:p>
@@ -7538,7 +7745,7 @@
         </w:tc>
         <w:tc>
           <w:tcPr>
-            <w:tcW w:w="2054" w:type="dxa"/>
+            <w:tcW w:w="1975" w:type="dxa"/>
             <w:vAlign w:val="top"/>
           </w:tcPr>
           <w:p>
@@ -7558,7 +7765,7 @@
         </w:trPr>
         <w:tc>
           <w:tcPr>
-            <w:tcW w:w="606" w:type="dxa"/>
+            <w:tcW w:w="712" w:type="dxa"/>
             <w:shd w:val="clear" w:color="auto" w:fill="F4F7FB"/>
             <w:noWrap/>
             <w:vAlign w:val="top"/>
@@ -7575,7 +7782,7 @@
         </w:tc>
         <w:tc>
           <w:tcPr>
-            <w:tcW w:w="3506" w:type="dxa"/>
+            <w:tcW w:w="3206" w:type="dxa"/>
             <w:shd w:val="clear" w:color="auto" w:fill="F4F7FB"/>
             <w:vAlign w:val="top"/>
           </w:tcPr>
@@ -7591,7 +7798,7 @@
         </w:tc>
         <w:tc>
           <w:tcPr>
-            <w:tcW w:w="2861" w:type="dxa"/>
+            <w:tcW w:w="3134" w:type="dxa"/>
             <w:shd w:val="clear" w:color="auto" w:fill="F4F7FB"/>
             <w:vAlign w:val="top"/>
           </w:tcPr>
@@ -7607,7 +7814,7 @@
         </w:tc>
         <w:tc>
           <w:tcPr>
-            <w:tcW w:w="2054" w:type="dxa"/>
+            <w:tcW w:w="1975" w:type="dxa"/>
             <w:shd w:val="clear" w:color="auto" w:fill="F4F7FB"/>
             <w:vAlign w:val="top"/>
           </w:tcPr>
@@ -7628,7 +7835,7 @@
         </w:trPr>
         <w:tc>
           <w:tcPr>
-            <w:tcW w:w="606" w:type="dxa"/>
+            <w:tcW w:w="712" w:type="dxa"/>
             <w:noWrap/>
             <w:vAlign w:val="top"/>
           </w:tcPr>
@@ -7644,7 +7851,7 @@
         </w:tc>
         <w:tc>
           <w:tcPr>
-            <w:tcW w:w="3506" w:type="dxa"/>
+            <w:tcW w:w="3206" w:type="dxa"/>
             <w:vAlign w:val="top"/>
           </w:tcPr>
           <w:p>
@@ -7677,7 +7884,7 @@
         </w:tc>
         <w:tc>
           <w:tcPr>
-            <w:tcW w:w="2861" w:type="dxa"/>
+            <w:tcW w:w="3134" w:type="dxa"/>
             <w:vAlign w:val="top"/>
           </w:tcPr>
           <w:p>
@@ -7692,7 +7899,7 @@
         </w:tc>
         <w:tc>
           <w:tcPr>
-            <w:tcW w:w="2054" w:type="dxa"/>
+            <w:tcW w:w="1975" w:type="dxa"/>
             <w:vAlign w:val="top"/>
           </w:tcPr>
           <w:p>
@@ -7740,10 +7947,10 @@
         <w:tblLook w:val="04A0" w:firstRow="1" w:lastRow="0" w:firstColumn="0" w:lastColumn="0" w:noHBand="0" w:noVBand="1"/>
       </w:tblPr>
       <w:tblGrid>
-        <w:gridCol w:w="606"/>
-        <w:gridCol w:w="3506"/>
-        <w:gridCol w:w="2861"/>
-        <w:gridCol w:w="2054"/>
+        <w:gridCol w:w="712"/>
+        <w:gridCol w:w="3206"/>
+        <w:gridCol w:w="3134"/>
+        <w:gridCol w:w="1975"/>
       </w:tblGrid>
       <w:tr>
         <w:trPr>
@@ -7752,7 +7959,7 @@
         </w:trPr>
         <w:tc>
           <w:tcPr>
-            <w:tcW w:w="606" w:type="dxa"/>
+            <w:tcW w:w="712" w:type="dxa"/>
             <w:shd w:val="clear" w:color="auto" w:fill="0F4761"/>
             <w:vAlign w:val="center"/>
           </w:tcPr>
@@ -7771,7 +7978,7 @@
         </w:tc>
         <w:tc>
           <w:tcPr>
-            <w:tcW w:w="3506" w:type="dxa"/>
+            <w:tcW w:w="3206" w:type="dxa"/>
             <w:shd w:val="clear" w:color="auto" w:fill="0F4761"/>
             <w:vAlign w:val="center"/>
           </w:tcPr>
@@ -7790,7 +7997,7 @@
         </w:tc>
         <w:tc>
           <w:tcPr>
-            <w:tcW w:w="2861" w:type="dxa"/>
+            <w:tcW w:w="3134" w:type="dxa"/>
             <w:shd w:val="clear" w:color="auto" w:fill="0F4761"/>
             <w:vAlign w:val="center"/>
           </w:tcPr>
@@ -7809,7 +8016,7 @@
         </w:tc>
         <w:tc>
           <w:tcPr>
-            <w:tcW w:w="2054" w:type="dxa"/>
+            <w:tcW w:w="1975" w:type="dxa"/>
             <w:shd w:val="clear" w:color="auto" w:fill="0F4761"/>
             <w:vAlign w:val="center"/>
           </w:tcPr>
@@ -7833,7 +8040,7 @@
         </w:trPr>
         <w:tc>
           <w:tcPr>
-            <w:tcW w:w="606" w:type="dxa"/>
+            <w:tcW w:w="712" w:type="dxa"/>
             <w:noWrap/>
             <w:vAlign w:val="top"/>
           </w:tcPr>
@@ -7849,7 +8056,7 @@
         </w:tc>
         <w:tc>
           <w:tcPr>
-            <w:tcW w:w="3506" w:type="dxa"/>
+            <w:tcW w:w="3206" w:type="dxa"/>
             <w:vAlign w:val="top"/>
           </w:tcPr>
           <w:p>
@@ -7864,7 +8071,7 @@
         </w:tc>
         <w:tc>
           <w:tcPr>
-            <w:tcW w:w="2861" w:type="dxa"/>
+            <w:tcW w:w="3134" w:type="dxa"/>
             <w:vAlign w:val="top"/>
           </w:tcPr>
           <w:p>
@@ -7879,7 +8086,7 @@
         </w:tc>
         <w:tc>
           <w:tcPr>
-            <w:tcW w:w="2054" w:type="dxa"/>
+            <w:tcW w:w="1975" w:type="dxa"/>
             <w:vAlign w:val="top"/>
           </w:tcPr>
           <w:p>
@@ -7899,7 +8106,7 @@
         </w:trPr>
         <w:tc>
           <w:tcPr>
-            <w:tcW w:w="606" w:type="dxa"/>
+            <w:tcW w:w="712" w:type="dxa"/>
             <w:shd w:val="clear" w:color="auto" w:fill="F4F7FB"/>
             <w:noWrap/>
             <w:vAlign w:val="top"/>
@@ -7916,7 +8123,7 @@
         </w:tc>
         <w:tc>
           <w:tcPr>
-            <w:tcW w:w="3506" w:type="dxa"/>
+            <w:tcW w:w="3206" w:type="dxa"/>
             <w:shd w:val="clear" w:color="auto" w:fill="F4F7FB"/>
             <w:vAlign w:val="top"/>
           </w:tcPr>
@@ -7932,7 +8139,7 @@
         </w:tc>
         <w:tc>
           <w:tcPr>
-            <w:tcW w:w="2861" w:type="dxa"/>
+            <w:tcW w:w="3134" w:type="dxa"/>
             <w:shd w:val="clear" w:color="auto" w:fill="F4F7FB"/>
             <w:vAlign w:val="top"/>
           </w:tcPr>
@@ -7948,7 +8155,7 @@
         </w:tc>
         <w:tc>
           <w:tcPr>
-            <w:tcW w:w="2054" w:type="dxa"/>
+            <w:tcW w:w="1975" w:type="dxa"/>
             <w:shd w:val="clear" w:color="auto" w:fill="F4F7FB"/>
             <w:vAlign w:val="top"/>
           </w:tcPr>
@@ -7969,7 +8176,7 @@
         </w:trPr>
         <w:tc>
           <w:tcPr>
-            <w:tcW w:w="606" w:type="dxa"/>
+            <w:tcW w:w="712" w:type="dxa"/>
             <w:noWrap/>
             <w:vAlign w:val="top"/>
           </w:tcPr>
@@ -7985,7 +8192,7 @@
         </w:tc>
         <w:tc>
           <w:tcPr>
-            <w:tcW w:w="3506" w:type="dxa"/>
+            <w:tcW w:w="3206" w:type="dxa"/>
             <w:vAlign w:val="top"/>
           </w:tcPr>
           <w:p>
@@ -8000,7 +8207,7 @@
         </w:tc>
         <w:tc>
           <w:tcPr>
-            <w:tcW w:w="2861" w:type="dxa"/>
+            <w:tcW w:w="3134" w:type="dxa"/>
             <w:vAlign w:val="top"/>
           </w:tcPr>
           <w:p>
@@ -8015,7 +8222,7 @@
         </w:tc>
         <w:tc>
           <w:tcPr>
-            <w:tcW w:w="2054" w:type="dxa"/>
+            <w:tcW w:w="1975" w:type="dxa"/>
             <w:vAlign w:val="top"/>
           </w:tcPr>
           <w:p>
@@ -8025,6 +8232,248 @@
             </w:pPr>
             <w:r>
               <w:t xml:space="preserve">85 % success; 2 min or less</w:t>
+            </w:r>
+          </w:p>
+        </w:tc>
+      </w:tr>
+      <w:tr>
+        <w:trPr>
+          <w:cantSplit/>
+        </w:trPr>
+        <w:tc>
+          <w:tcPr>
+            <w:tcW w:w="712" w:type="dxa"/>
+            <w:shd w:val="clear" w:color="auto" w:fill="F4F7FB"/>
+            <w:noWrap/>
+            <w:vAlign w:val="top"/>
+          </w:tcPr>
+          <w:p>
+            <w:pPr>
+              <w:pStyle w:val="TableText"/>
+              <w:jc w:val="left"/>
+            </w:pPr>
+            <w:r>
+              <w:t xml:space="preserve">R-4</w:t>
+            </w:r>
+          </w:p>
+        </w:tc>
+        <w:tc>
+          <w:tcPr>
+            <w:tcW w:w="3206" w:type="dxa"/>
+            <w:shd w:val="clear" w:color="auto" w:fill="F4F7FB"/>
+            <w:vAlign w:val="top"/>
+          </w:tcPr>
+          <w:p>
+            <w:pPr>
+              <w:pStyle w:val="TableText"/>
+              <w:jc w:val="left"/>
+            </w:pPr>
+            <w:r>
+              <w:t xml:space="preserve">A customer called the hotline today asking for a copy of the data TASCO holds. The identity was checked on the call. Log the request and answer it</w:t>
+            </w:r>
+          </w:p>
+        </w:tc>
+        <w:tc>
+          <w:tcPr>
+            <w:tcW w:w="3134" w:type="dxa"/>
+            <w:shd w:val="clear" w:color="auto" w:fill="F4F7FB"/>
+            <w:vAlign w:val="top"/>
+          </w:tcPr>
+          <w:p>
+            <w:pPr>
+              <w:pStyle w:val="TableText"/>
+              <w:jc w:val="left"/>
+            </w:pPr>
+            <w:r>
+              <w:t xml:space="preserve">Request logged with type Access, channel Hotline and identity verified; data exported; request completed</w:t>
+            </w:r>
+          </w:p>
+        </w:tc>
+        <w:tc>
+          <w:tcPr>
+            <w:tcW w:w="1975" w:type="dxa"/>
+            <w:shd w:val="clear" w:color="auto" w:fill="F4F7FB"/>
+            <w:vAlign w:val="top"/>
+          </w:tcPr>
+          <w:p>
+            <w:pPr>
+              <w:pStyle w:val="TableText"/>
+              <w:jc w:val="left"/>
+            </w:pPr>
+            <w:r>
+              <w:t xml:space="preserve">90 % success; 4 min or less; no export without identity verified</w:t>
+            </w:r>
+          </w:p>
+        </w:tc>
+      </w:tr>
+      <w:tr>
+        <w:trPr>
+          <w:cantSplit/>
+        </w:trPr>
+        <w:tc>
+          <w:tcPr>
+            <w:tcW w:w="712" w:type="dxa"/>
+            <w:noWrap/>
+            <w:vAlign w:val="top"/>
+          </w:tcPr>
+          <w:p>
+            <w:pPr>
+              <w:pStyle w:val="TableText"/>
+              <w:jc w:val="left"/>
+            </w:pPr>
+            <w:r>
+              <w:t xml:space="preserve">R-5</w:t>
+            </w:r>
+          </w:p>
+        </w:tc>
+        <w:tc>
+          <w:tcPr>
+            <w:tcW w:w="3206" w:type="dxa"/>
+            <w:vAlign w:val="top"/>
+          </w:tcPr>
+          <w:p>
+            <w:pPr>
+              <w:pStyle w:val="TableText"/>
+              <w:jc w:val="left"/>
+            </w:pPr>
+            <w:r>
+              <w:t xml:space="preserve">A letter received three days ago asks TASCO to erase the customer’s data. The customer still has a policy in force. Handle it</w:t>
+            </w:r>
+          </w:p>
+        </w:tc>
+        <w:tc>
+          <w:tcPr>
+            <w:tcW w:w="3134" w:type="dxa"/>
+            <w:vAlign w:val="top"/>
+          </w:tcPr>
+          <w:p>
+            <w:pPr>
+              <w:pStyle w:val="TableText"/>
+              <w:jc w:val="left"/>
+            </w:pPr>
+            <w:r>
+              <w:t xml:space="preserve">Request logged with the received date; erasure attempted with reason and plate; participant explains why it was refused and what to tell the customer</w:t>
+            </w:r>
+          </w:p>
+        </w:tc>
+        <w:tc>
+          <w:tcPr>
+            <w:tcW w:w="1975" w:type="dxa"/>
+            <w:vAlign w:val="top"/>
+          </w:tcPr>
+          <w:p>
+            <w:pPr>
+              <w:pStyle w:val="TableText"/>
+              <w:jc w:val="left"/>
+            </w:pPr>
+            <w:r>
+              <w:t xml:space="preserve">85 % success; 5 min or less</w:t>
+            </w:r>
+          </w:p>
+        </w:tc>
+      </w:tr>
+      <w:tr>
+        <w:trPr>
+          <w:cantSplit/>
+        </w:trPr>
+        <w:tc>
+          <w:tcPr>
+            <w:tcW w:w="712" w:type="dxa"/>
+            <w:shd w:val="clear" w:color="auto" w:fill="F4F7FB"/>
+            <w:noWrap/>
+            <w:vAlign w:val="top"/>
+          </w:tcPr>
+          <w:p>
+            <w:pPr>
+              <w:pStyle w:val="TableText"/>
+              <w:jc w:val="left"/>
+            </w:pPr>
+            <w:r>
+              <w:t xml:space="preserve">R-6</w:t>
+            </w:r>
+          </w:p>
+        </w:tc>
+        <w:tc>
+          <w:tcPr>
+            <w:tcW w:w="3206" w:type="dxa"/>
+            <w:shd w:val="clear" w:color="auto" w:fill="F4F7FB"/>
+            <w:vAlign w:val="top"/>
+          </w:tcPr>
+          <w:p>
+            <w:pPr>
+              <w:pStyle w:val="TableText"/>
+              <w:jc w:val="left"/>
+            </w:pPr>
+            <w:r>
+              <w:t xml:space="preserve">Which data requests must be answered first today?</w:t>
+            </w:r>
+          </w:p>
+        </w:tc>
+        <w:tc>
+          <w:tcPr>
+            <w:tcW w:w="3134" w:type="dxa"/>
+            <w:shd w:val="clear" w:color="auto" w:fill="F4F7FB"/>
+            <w:vAlign w:val="top"/>
+          </w:tcPr>
+          <w:p>
+            <w:pPr>
+              <w:pStyle w:val="TableText"/>
+              <w:jc w:val="left"/>
+            </w:pPr>
+            <w:r>
+              <w:t xml:space="preserve">Uses the</w:t>
+            </w:r>
+            <w:r>
+              <w:t xml:space="preserve"> </w:t>
+            </w:r>
+            <w:r>
+              <w:t xml:space="preserve">“</w:t>
+            </w:r>
+            <w:r>
+              <w:t xml:space="preserve">Due within 24 h</w:t>
+            </w:r>
+            <w:r>
+              <w:t xml:space="preserve">”</w:t>
+            </w:r>
+            <w:r>
+              <w:t xml:space="preserve"> </w:t>
+            </w:r>
+            <w:r>
+              <w:t xml:space="preserve">or</w:t>
+            </w:r>
+            <w:r>
+              <w:t xml:space="preserve"> </w:t>
+            </w:r>
+            <w:r>
+              <w:t xml:space="preserve">“</w:t>
+            </w:r>
+            <w:r>
+              <w:t xml:space="preserve">Overdue</w:t>
+            </w:r>
+            <w:r>
+              <w:t xml:space="preserve">”</w:t>
+            </w:r>
+            <w:r>
+              <w:t xml:space="preserve"> </w:t>
+            </w:r>
+            <w:r>
+              <w:t xml:space="preserve">tile, or the bell, and opens the most urgent request</w:t>
+            </w:r>
+          </w:p>
+        </w:tc>
+        <w:tc>
+          <w:tcPr>
+            <w:tcW w:w="1975" w:type="dxa"/>
+            <w:shd w:val="clear" w:color="auto" w:fill="F4F7FB"/>
+            <w:vAlign w:val="top"/>
+          </w:tcPr>
+          <w:p>
+            <w:pPr>
+              <w:pStyle w:val="TableText"/>
+              <w:jc w:val="left"/>
+            </w:pPr>
+            <w:r>
+              <w:t xml:space="preserve">90 % success; 30 s or less</w:t>
             </w:r>
           </w:p>
         </w:tc>
@@ -8483,7 +8932,7 @@
         <w:pStyle w:val="FirstParagraph"/>
       </w:pPr>
       <w:r>
-        <w:t xml:space="preserve">The three accessibility participants do C-1, C-5 and C-7 with their own assistive technology (VoiceOver or TalkBack in Vietnamese, screen magnification, larger text). Their results are reported separately and their findings feed the accessibility gaps in TGP-UX-02.</w:t>
+        <w:t xml:space="preserve">The three accessibility participants do C-1, C-2, C-7 and C-9 with their own assistive technology (VoiceOver or TalkBack in Vietnamese, screen magnification, larger text). Their results are reported separately and their findings feed the accessibility gaps in TGP-UX-02.</w:t>
       </w:r>
     </w:p>
     <w:p>
@@ -8544,8 +8993,8 @@
       </w:tblPr>
       <w:tblGrid>
         <w:gridCol w:w="1774"/>
-        <w:gridCol w:w="4334"/>
-        <w:gridCol w:w="2919"/>
+        <w:gridCol w:w="4158"/>
+        <w:gridCol w:w="3095"/>
       </w:tblGrid>
       <w:tr>
         <w:trPr>
@@ -8573,7 +9022,7 @@
         </w:tc>
         <w:tc>
           <w:tcPr>
-            <w:tcW w:w="4334" w:type="dxa"/>
+            <w:tcW w:w="4158" w:type="dxa"/>
             <w:shd w:val="clear" w:color="auto" w:fill="0F4761"/>
             <w:vAlign w:val="center"/>
           </w:tcPr>
@@ -8592,7 +9041,7 @@
         </w:tc>
         <w:tc>
           <w:tcPr>
-            <w:tcW w:w="2919" w:type="dxa"/>
+            <w:tcW w:w="3095" w:type="dxa"/>
             <w:shd w:val="clear" w:color="auto" w:fill="0F4761"/>
             <w:vAlign w:val="center"/>
           </w:tcPr>
@@ -8631,7 +9080,7 @@
         </w:tc>
         <w:tc>
           <w:tcPr>
-            <w:tcW w:w="4334" w:type="dxa"/>
+            <w:tcW w:w="4158" w:type="dxa"/>
             <w:vAlign w:val="top"/>
           </w:tcPr>
           <w:p>
@@ -8646,16 +9095,16 @@
         </w:tc>
         <w:tc>
           <w:tcPr>
-            <w:tcW w:w="2919" w:type="dxa"/>
-            <w:vAlign w:val="top"/>
-          </w:tcPr>
-          <w:p>
-            <w:pPr>
-              <w:pStyle w:val="TableText"/>
-              <w:jc w:val="left"/>
-            </w:pPr>
-            <w:r>
-              <w:t xml:space="preserve">As set per task; 90 % on C-1, C-2 and A-3</w:t>
+            <w:tcW w:w="3095" w:type="dxa"/>
+            <w:vAlign w:val="top"/>
+          </w:tcPr>
+          <w:p>
+            <w:pPr>
+              <w:pStyle w:val="TableText"/>
+              <w:jc w:val="left"/>
+            </w:pPr>
+            <w:r>
+              <w:t xml:space="preserve">As set per task; 90 % on C-1, C-2, C-4 and A-3</w:t>
             </w:r>
           </w:p>
         </w:tc>
@@ -8682,7 +9131,7 @@
         </w:tc>
         <w:tc>
           <w:tcPr>
-            <w:tcW w:w="4334" w:type="dxa"/>
+            <w:tcW w:w="4158" w:type="dxa"/>
             <w:shd w:val="clear" w:color="auto" w:fill="F4F7FB"/>
             <w:vAlign w:val="top"/>
           </w:tcPr>
@@ -8698,7 +9147,7 @@
         </w:tc>
         <w:tc>
           <w:tcPr>
-            <w:tcW w:w="2919" w:type="dxa"/>
+            <w:tcW w:w="3095" w:type="dxa"/>
             <w:shd w:val="clear" w:color="auto" w:fill="F4F7FB"/>
             <w:vAlign w:val="top"/>
           </w:tcPr>
@@ -8708,7 +9157,7 @@
               <w:jc w:val="left"/>
             </w:pPr>
             <w:r>
-              <w:t xml:space="preserve">As set per task; median reported</w:t>
+              <w:t xml:space="preserve">As set per task; median reported; median of C-1 and C-2 together 60 s or less (NFR-035)</w:t>
             </w:r>
           </w:p>
         </w:tc>
@@ -8734,7 +9183,7 @@
         </w:tc>
         <w:tc>
           <w:tcPr>
-            <w:tcW w:w="4334" w:type="dxa"/>
+            <w:tcW w:w="4158" w:type="dxa"/>
             <w:vAlign w:val="top"/>
           </w:tcPr>
           <w:p>
@@ -8749,16 +9198,16 @@
         </w:tc>
         <w:tc>
           <w:tcPr>
-            <w:tcW w:w="2919" w:type="dxa"/>
-            <w:vAlign w:val="top"/>
-          </w:tcPr>
-          <w:p>
-            <w:pPr>
-              <w:pStyle w:val="TableText"/>
-              <w:jc w:val="left"/>
-            </w:pPr>
-            <w:r>
-              <w:t xml:space="preserve">Reported against the baseline in TGP-UX-03</w:t>
+            <w:tcW w:w="3095" w:type="dxa"/>
+            <w:vAlign w:val="top"/>
+          </w:tcPr>
+          <w:p>
+            <w:pPr>
+              <w:pStyle w:val="TableText"/>
+              <w:jc w:val="left"/>
+            </w:pPr>
+            <w:r>
+              <w:t xml:space="preserve">3 on the quick path (C-1) and 6 in the full flow (C-2), as in TGP-UX-03</w:t>
             </w:r>
           </w:p>
         </w:tc>
@@ -8785,7 +9234,7 @@
         </w:tc>
         <w:tc>
           <w:tcPr>
-            <w:tcW w:w="4334" w:type="dxa"/>
+            <w:tcW w:w="4158" w:type="dxa"/>
             <w:shd w:val="clear" w:color="auto" w:fill="F4F7FB"/>
             <w:vAlign w:val="top"/>
           </w:tcPr>
@@ -8795,13 +9244,13 @@
               <w:jc w:val="left"/>
             </w:pPr>
             <w:r>
-              <w:t xml:space="preserve">Critical (wrong purchase, wrong customer, payment details asked for) and non-critical</w:t>
-            </w:r>
-          </w:p>
-        </w:tc>
-        <w:tc>
-          <w:tcPr>
-            <w:tcW w:w="2919" w:type="dxa"/>
+              <w:t xml:space="preserve">Critical (wrong purchase, wrong customer, payment details asked for, data exported or erased without identity verified) and non-critical</w:t>
+            </w:r>
+          </w:p>
+        </w:tc>
+        <w:tc>
+          <w:tcPr>
+            <w:tcW w:w="3095" w:type="dxa"/>
             <w:shd w:val="clear" w:color="auto" w:fill="F4F7FB"/>
             <w:vAlign w:val="top"/>
           </w:tcPr>
@@ -8837,7 +9286,7 @@
         </w:tc>
         <w:tc>
           <w:tcPr>
-            <w:tcW w:w="4334" w:type="dxa"/>
+            <w:tcW w:w="4158" w:type="dxa"/>
             <w:vAlign w:val="top"/>
           </w:tcPr>
           <w:p>
@@ -8852,7 +9301,7 @@
         </w:tc>
         <w:tc>
           <w:tcPr>
-            <w:tcW w:w="2919" w:type="dxa"/>
+            <w:tcW w:w="3095" w:type="dxa"/>
             <w:vAlign w:val="top"/>
           </w:tcPr>
           <w:p>
@@ -8888,7 +9337,7 @@
         </w:tc>
         <w:tc>
           <w:tcPr>
-            <w:tcW w:w="4334" w:type="dxa"/>
+            <w:tcW w:w="4158" w:type="dxa"/>
             <w:shd w:val="clear" w:color="auto" w:fill="F4F7FB"/>
             <w:vAlign w:val="top"/>
           </w:tcPr>
@@ -8904,7 +9353,7 @@
         </w:tc>
         <w:tc>
           <w:tcPr>
-            <w:tcW w:w="2919" w:type="dxa"/>
+            <w:tcW w:w="3095" w:type="dxa"/>
             <w:shd w:val="clear" w:color="auto" w:fill="F4F7FB"/>
             <w:vAlign w:val="top"/>
           </w:tcPr>
@@ -8940,7 +9389,7 @@
         </w:tc>
         <w:tc>
           <w:tcPr>
-            <w:tcW w:w="4334" w:type="dxa"/>
+            <w:tcW w:w="4158" w:type="dxa"/>
             <w:vAlign w:val="top"/>
           </w:tcPr>
           <w:p>
@@ -8952,7 +9401,7 @@
               <w:t xml:space="preserve">“</w:t>
             </w:r>
             <w:r>
-              <w:t xml:space="preserve">Tôi tin đây đúng là dịch vụ của VETC và TASCO</w:t>
+              <w:t xml:space="preserve">Tôi tin đây đúng là dịch vụ của Bảo hiểm TASCO</w:t>
             </w:r>
             <w:r>
               <w:t xml:space="preserve">”</w:t>
@@ -8964,7 +9413,7 @@
         </w:tc>
         <w:tc>
           <w:tcPr>
-            <w:tcW w:w="2919" w:type="dxa"/>
+            <w:tcW w:w="3095" w:type="dxa"/>
             <w:vAlign w:val="top"/>
           </w:tcPr>
           <w:p>
@@ -9000,7 +9449,7 @@
         </w:tc>
         <w:tc>
           <w:tcPr>
-            <w:tcW w:w="4334" w:type="dxa"/>
+            <w:tcW w:w="4158" w:type="dxa"/>
             <w:shd w:val="clear" w:color="auto" w:fill="F4F7FB"/>
             <w:vAlign w:val="top"/>
           </w:tcPr>
@@ -9010,13 +9459,13 @@
               <w:jc w:val="left"/>
             </w:pPr>
             <w:r>
-              <w:t xml:space="preserve">C-9 and A-4 answers</w:t>
-            </w:r>
-          </w:p>
-        </w:tc>
-        <w:tc>
-          <w:tcPr>
-            <w:tcW w:w="2919" w:type="dxa"/>
+              <w:t xml:space="preserve">C-11 and A-4 answers</w:t>
+            </w:r>
+          </w:p>
+        </w:tc>
+        <w:tc>
+          <w:tcPr>
+            <w:tcW w:w="3095" w:type="dxa"/>
             <w:shd w:val="clear" w:color="auto" w:fill="F4F7FB"/>
             <w:vAlign w:val="top"/>
           </w:tcPr>
@@ -9097,7 +9546,7 @@
               <a:graphicData uri="http://schemas.openxmlformats.org/drawingml/2006/picture">
                 <pic:pic>
                   <pic:nvPicPr>
-                    <pic:cNvPr descr="/tmp/claude-0/-home-user-TASCO/19e5534d-12b5-5956-9b60-3e77efde0f49/scratchpad/gen/.cache/mermaid/d92e145853395599.png" id="42" name="Picture"/>
+                    <pic:cNvPr descr="/home/user/TASCO/tools/docs-source/gen/.cache/mermaid/d92e145853395599.png" id="42" name="Picture"/>
                     <pic:cNvPicPr>
                       <a:picLocks noChangeArrowheads="1" noChangeAspect="1"/>
                     </pic:cNvPicPr>
@@ -9161,8 +9610,8 @@
         <w:tblLook w:val="04A0" w:firstRow="1" w:lastRow="0" w:firstColumn="0" w:lastColumn="0" w:noHBand="0" w:noVBand="1"/>
       </w:tblPr>
       <w:tblGrid>
-        <w:gridCol w:w="2442"/>
-        <w:gridCol w:w="6585"/>
+        <w:gridCol w:w="2210"/>
+        <w:gridCol w:w="6817"/>
       </w:tblGrid>
       <w:tr>
         <w:trPr>
@@ -9171,7 +9620,7 @@
         </w:trPr>
         <w:tc>
           <w:tcPr>
-            <w:tcW w:w="2442" w:type="dxa"/>
+            <w:tcW w:w="2210" w:type="dxa"/>
             <w:shd w:val="clear" w:color="auto" w:fill="0F4761"/>
             <w:vAlign w:val="center"/>
           </w:tcPr>
@@ -9190,7 +9639,7 @@
         </w:tc>
         <w:tc>
           <w:tcPr>
-            <w:tcW w:w="6585" w:type="dxa"/>
+            <w:tcW w:w="6817" w:type="dxa"/>
             <w:shd w:val="clear" w:color="auto" w:fill="0F4761"/>
             <w:vAlign w:val="center"/>
           </w:tcPr>
@@ -9214,7 +9663,7 @@
         </w:trPr>
         <w:tc>
           <w:tcPr>
-            <w:tcW w:w="2442" w:type="dxa"/>
+            <w:tcW w:w="2210" w:type="dxa"/>
             <w:vAlign w:val="top"/>
           </w:tcPr>
           <w:p>
@@ -9229,16 +9678,16 @@
         </w:tc>
         <w:tc>
           <w:tcPr>
-            <w:tcW w:w="6585" w:type="dxa"/>
-            <w:vAlign w:val="top"/>
-          </w:tcPr>
-          <w:p>
-            <w:pPr>
-              <w:pStyle w:val="TableText"/>
-              <w:jc w:val="left"/>
-            </w:pPr>
-            <w:r>
-              <w:t xml:space="preserve">Recruit and confirm participants; consent forms approved; test vehicles and signed links prepared; remote study set up</w:t>
+            <w:tcW w:w="6817" w:type="dxa"/>
+            <w:vAlign w:val="top"/>
+          </w:tcPr>
+          <w:p>
+            <w:pPr>
+              <w:pStyle w:val="TableText"/>
+              <w:jc w:val="left"/>
+            </w:pPr>
+            <w:r>
+              <w:t xml:space="preserve">Recruit and confirm participants; consent forms approved; test vehicles for both renewal paths and signed links prepared; data requests seeded for the compliance tasks; remote study set up</w:t>
             </w:r>
           </w:p>
         </w:tc>
@@ -9249,7 +9698,7 @@
         </w:trPr>
         <w:tc>
           <w:tcPr>
-            <w:tcW w:w="2442" w:type="dxa"/>
+            <w:tcW w:w="2210" w:type="dxa"/>
             <w:shd w:val="clear" w:color="auto" w:fill="F4F7FB"/>
             <w:vAlign w:val="top"/>
           </w:tcPr>
@@ -9265,7 +9714,7 @@
         </w:tc>
         <w:tc>
           <w:tcPr>
-            <w:tcW w:w="6585" w:type="dxa"/>
+            <w:tcW w:w="6817" w:type="dxa"/>
             <w:shd w:val="clear" w:color="auto" w:fill="F4F7FB"/>
             <w:vAlign w:val="top"/>
           </w:tcPr>
@@ -9286,7 +9735,7 @@
         </w:trPr>
         <w:tc>
           <w:tcPr>
-            <w:tcW w:w="2442" w:type="dxa"/>
+            <w:tcW w:w="2210" w:type="dxa"/>
             <w:vAlign w:val="top"/>
           </w:tcPr>
           <w:p>
@@ -9301,7 +9750,7 @@
         </w:tc>
         <w:tc>
           <w:tcPr>
-            <w:tcW w:w="6585" w:type="dxa"/>
+            <w:tcW w:w="6817" w:type="dxa"/>
             <w:vAlign w:val="top"/>
           </w:tcPr>
           <w:p>
@@ -9321,7 +9770,7 @@
         </w:trPr>
         <w:tc>
           <w:tcPr>
-            <w:tcW w:w="2442" w:type="dxa"/>
+            <w:tcW w:w="2210" w:type="dxa"/>
             <w:shd w:val="clear" w:color="auto" w:fill="F4F7FB"/>
             <w:vAlign w:val="top"/>
           </w:tcPr>
@@ -9337,7 +9786,7 @@
         </w:tc>
         <w:tc>
           <w:tcPr>
-            <w:tcW w:w="6585" w:type="dxa"/>
+            <w:tcW w:w="6817" w:type="dxa"/>
             <w:shd w:val="clear" w:color="auto" w:fill="F4F7FB"/>
             <w:vAlign w:val="top"/>
           </w:tcPr>
@@ -9358,7 +9807,7 @@
         </w:trPr>
         <w:tc>
           <w:tcPr>
-            <w:tcW w:w="2442" w:type="dxa"/>
+            <w:tcW w:w="2210" w:type="dxa"/>
             <w:vAlign w:val="top"/>
           </w:tcPr>
           <w:p>
@@ -9373,7 +9822,7 @@
         </w:tc>
         <w:tc>
           <w:tcPr>
-            <w:tcW w:w="6585" w:type="dxa"/>
+            <w:tcW w:w="6817" w:type="dxa"/>
             <w:vAlign w:val="top"/>
           </w:tcPr>
           <w:p>
@@ -9393,7 +9842,7 @@
         </w:trPr>
         <w:tc>
           <w:tcPr>
-            <w:tcW w:w="2442" w:type="dxa"/>
+            <w:tcW w:w="2210" w:type="dxa"/>
             <w:shd w:val="clear" w:color="auto" w:fill="F4F7FB"/>
             <w:vAlign w:val="top"/>
           </w:tcPr>
@@ -9409,7 +9858,7 @@
         </w:tc>
         <w:tc>
           <w:tcPr>
-            <w:tcW w:w="6585" w:type="dxa"/>
+            <w:tcW w:w="6817" w:type="dxa"/>
             <w:shd w:val="clear" w:color="auto" w:fill="F4F7FB"/>
             <w:vAlign w:val="top"/>
           </w:tcPr>
@@ -9931,7 +10380,7 @@
         </w:numPr>
       </w:pPr>
       <w:r>
-        <w:t xml:space="preserve">Final report on 25/01/2027: results against each objective and target, SUS per group, the renewal tap analysis with a recommendation, the top findings with fixes, and accessibility results. It is summarised in the UAT report for the go or no-go decision.</w:t>
+        <w:t xml:space="preserve">Final report on 25/01/2027: results against each objective and target, SUS per group, taps and time for both renewal paths against NFR-035, the top findings with fixes, and accessibility results. It is summarised in the UAT report for the go or no-go decision.</w:t>
       </w:r>
     </w:p>
     <w:p>
@@ -10954,9 +11403,9 @@
         <w:tblLook w:val="04A0" w:firstRow="1" w:lastRow="0" w:firstColumn="0" w:lastColumn="0" w:noHBand="0" w:noVBand="1"/>
       </w:tblPr>
       <w:tblGrid>
-        <w:gridCol w:w="3822"/>
-        <w:gridCol w:w="2308"/>
-        <w:gridCol w:w="2897"/>
+        <w:gridCol w:w="4037"/>
+        <w:gridCol w:w="1928"/>
+        <w:gridCol w:w="3062"/>
       </w:tblGrid>
       <w:tr>
         <w:trPr>
@@ -10965,7 +11414,7 @@
         </w:trPr>
         <w:tc>
           <w:tcPr>
-            <w:tcW w:w="3822" w:type="dxa"/>
+            <w:tcW w:w="4037" w:type="dxa"/>
             <w:shd w:val="clear" w:color="auto" w:fill="0F4761"/>
             <w:vAlign w:val="center"/>
           </w:tcPr>
@@ -10984,7 +11433,7 @@
         </w:tc>
         <w:tc>
           <w:tcPr>
-            <w:tcW w:w="2308" w:type="dxa"/>
+            <w:tcW w:w="1928" w:type="dxa"/>
             <w:shd w:val="clear" w:color="auto" w:fill="0F4761"/>
             <w:vAlign w:val="center"/>
           </w:tcPr>
@@ -11003,7 +11452,7 @@
         </w:tc>
         <w:tc>
           <w:tcPr>
-            <w:tcW w:w="2897" w:type="dxa"/>
+            <w:tcW w:w="3062" w:type="dxa"/>
             <w:shd w:val="clear" w:color="auto" w:fill="0F4761"/>
             <w:vAlign w:val="center"/>
           </w:tcPr>
@@ -11027,7 +11476,7 @@
         </w:trPr>
         <w:tc>
           <w:tcPr>
-            <w:tcW w:w="3822" w:type="dxa"/>
+            <w:tcW w:w="4037" w:type="dxa"/>
             <w:vAlign w:val="top"/>
           </w:tcPr>
           <w:p>
@@ -11042,7 +11491,7 @@
         </w:tc>
         <w:tc>
           <w:tcPr>
-            <w:tcW w:w="2308" w:type="dxa"/>
+            <w:tcW w:w="1928" w:type="dxa"/>
             <w:vAlign w:val="top"/>
           </w:tcPr>
           <w:p>
@@ -11057,7 +11506,7 @@
         </w:tc>
         <w:tc>
           <w:tcPr>
-            <w:tcW w:w="2897" w:type="dxa"/>
+            <w:tcW w:w="3062" w:type="dxa"/>
             <w:vAlign w:val="top"/>
           </w:tcPr>
           <w:p>
@@ -11077,7 +11526,7 @@
         </w:trPr>
         <w:tc>
           <w:tcPr>
-            <w:tcW w:w="3822" w:type="dxa"/>
+            <w:tcW w:w="4037" w:type="dxa"/>
             <w:shd w:val="clear" w:color="auto" w:fill="F4F7FB"/>
             <w:vAlign w:val="top"/>
           </w:tcPr>
@@ -11087,13 +11536,13 @@
               <w:jc w:val="left"/>
             </w:pPr>
             <w:r>
-              <w:t xml:space="preserve">Test phone charged, app link for the participant’s synthetic vehicle opened</w:t>
-            </w:r>
-          </w:p>
-        </w:tc>
-        <w:tc>
-          <w:tcPr>
-            <w:tcW w:w="2308" w:type="dxa"/>
+              <w:t xml:space="preserve">Test phone charged, app link for the participant’s synthetic vehicle opened (eligible or not eligible for quick renewal, as the task needs)</w:t>
+            </w:r>
+          </w:p>
+        </w:tc>
+        <w:tc>
+          <w:tcPr>
+            <w:tcW w:w="1928" w:type="dxa"/>
             <w:shd w:val="clear" w:color="auto" w:fill="F4F7FB"/>
             <w:vAlign w:val="top"/>
           </w:tcPr>
@@ -11109,7 +11558,7 @@
         </w:tc>
         <w:tc>
           <w:tcPr>
-            <w:tcW w:w="2897" w:type="dxa"/>
+            <w:tcW w:w="3062" w:type="dxa"/>
             <w:shd w:val="clear" w:color="auto" w:fill="F4F7FB"/>
             <w:vAlign w:val="top"/>
           </w:tcPr>
@@ -11119,7 +11568,7 @@
               <w:jc w:val="left"/>
             </w:pPr>
             <w:r>
-              <w:t xml:space="preserve">Synthetic data reset for the next participant</w:t>
+              <w:t xml:space="preserve">Synthetic data reset for the next participant, including renewals and data requests</w:t>
             </w:r>
           </w:p>
         </w:tc>
@@ -11130,7 +11579,7 @@
         </w:trPr>
         <w:tc>
           <w:tcPr>
-            <w:tcW w:w="3822" w:type="dxa"/>
+            <w:tcW w:w="4037" w:type="dxa"/>
             <w:vAlign w:val="top"/>
           </w:tcPr>
           <w:p>
@@ -11145,7 +11594,7 @@
         </w:tc>
         <w:tc>
           <w:tcPr>
-            <w:tcW w:w="2308" w:type="dxa"/>
+            <w:tcW w:w="1928" w:type="dxa"/>
             <w:vAlign w:val="top"/>
           </w:tcPr>
           <w:p>
@@ -11160,7 +11609,7 @@
         </w:tc>
         <w:tc>
           <w:tcPr>
-            <w:tcW w:w="2897" w:type="dxa"/>
+            <w:tcW w:w="3062" w:type="dxa"/>
             <w:vAlign w:val="top"/>
           </w:tcPr>
           <w:p>
@@ -11180,7 +11629,7 @@
         </w:trPr>
         <w:tc>
           <w:tcPr>
-            <w:tcW w:w="3822" w:type="dxa"/>
+            <w:tcW w:w="4037" w:type="dxa"/>
             <w:shd w:val="clear" w:color="auto" w:fill="F4F7FB"/>
             <w:vAlign w:val="top"/>
           </w:tcPr>
@@ -11196,7 +11645,7 @@
         </w:tc>
         <w:tc>
           <w:tcPr>
-            <w:tcW w:w="2308" w:type="dxa"/>
+            <w:tcW w:w="1928" w:type="dxa"/>
             <w:shd w:val="clear" w:color="auto" w:fill="F4F7FB"/>
             <w:vAlign w:val="top"/>
           </w:tcPr>
@@ -11212,7 +11661,7 @@
         </w:tc>
         <w:tc>
           <w:tcPr>
-            <w:tcW w:w="2897" w:type="dxa"/>
+            <w:tcW w:w="3062" w:type="dxa"/>
             <w:shd w:val="clear" w:color="auto" w:fill="F4F7FB"/>
             <w:vAlign w:val="top"/>
           </w:tcPr>
